--- a/templates/plananual/ED. FISICA 1° A 5°/E. FÍSICA 4° PROGRAMACIÓN  ANUAL.docx
+++ b/templates/plananual/ED. FISICA 1° A 5°/E. FÍSICA 4° PROGRAMACIÓN  ANUAL.docx
@@ -11328,6 +11328,7 @@
                 <w:szCs w:val="20"/>
               </w:rPr>
             </w:pPr>
+            <w:bookmarkStart w:id="1" w:name="_Hlk227075175"/>
             <w:r>
               <w:rPr>
                 <w:rFonts w:ascii="Arial Nova Cond" w:hAnsi="Arial Nova Cond" w:cs="Times New Roman"/>
@@ -11604,7 +11605,6 @@
           <w:tcPr>
             <w:tcW w:w="875" w:type="dxa"/>
             <w:vMerge w:val="restart"/>
-            <w:shd w:val="clear" w:color="auto" w:fill="auto"/>
             <w:vAlign w:val="center"/>
           </w:tcPr>
           <w:p>
@@ -11715,7 +11715,6 @@
         <w:tc>
           <w:tcPr>
             <w:tcW w:w="6169" w:type="dxa"/>
-            <w:shd w:val="clear" w:color="auto" w:fill="auto"/>
             <w:vAlign w:val="center"/>
           </w:tcPr>
           <w:p>
@@ -11750,7 +11749,6 @@
         <w:tc>
           <w:tcPr>
             <w:tcW w:w="2015" w:type="dxa"/>
-            <w:shd w:val="clear" w:color="auto" w:fill="auto"/>
             <w:vAlign w:val="center"/>
           </w:tcPr>
           <w:p>
@@ -11789,7 +11787,7 @@
               <w:autoSpaceDE w:val="0"/>
               <w:autoSpaceDN w:val="0"/>
               <w:adjustRightInd w:val="0"/>
-              <w:jc w:val="center"/>
+              <w:jc w:val="both"/>
               <w:rPr>
                 <w:rFonts w:ascii="Arial Nova Cond" w:hAnsi="Arial Nova Cond" w:cs="Arial"/>
                 <w:color w:val="000000"/>
@@ -11813,7 +11811,6 @@
         <w:tc>
           <w:tcPr>
             <w:tcW w:w="1337" w:type="dxa"/>
-            <w:shd w:val="clear" w:color="auto" w:fill="auto"/>
             <w:vAlign w:val="center"/>
           </w:tcPr>
           <w:p>
@@ -11852,7 +11849,6 @@
           <w:tcPr>
             <w:tcW w:w="875" w:type="dxa"/>
             <w:vMerge/>
-            <w:shd w:val="clear" w:color="auto" w:fill="auto"/>
             <w:vAlign w:val="center"/>
           </w:tcPr>
           <w:p>
@@ -11944,7 +11940,6 @@
         <w:tc>
           <w:tcPr>
             <w:tcW w:w="6169" w:type="dxa"/>
-            <w:shd w:val="clear" w:color="auto" w:fill="auto"/>
             <w:vAlign w:val="center"/>
           </w:tcPr>
           <w:p>
@@ -11979,7 +11974,6 @@
         <w:tc>
           <w:tcPr>
             <w:tcW w:w="2015" w:type="dxa"/>
-            <w:shd w:val="clear" w:color="auto" w:fill="auto"/>
             <w:vAlign w:val="center"/>
           </w:tcPr>
           <w:p>
@@ -12018,7 +12012,7 @@
               <w:autoSpaceDE w:val="0"/>
               <w:autoSpaceDN w:val="0"/>
               <w:adjustRightInd w:val="0"/>
-              <w:jc w:val="center"/>
+              <w:jc w:val="both"/>
               <w:rPr>
                 <w:rFonts w:ascii="Arial Nova Cond" w:hAnsi="Arial Nova Cond" w:cs="Arial"/>
                 <w:color w:val="000000"/>
@@ -12042,7 +12036,6 @@
         <w:tc>
           <w:tcPr>
             <w:tcW w:w="1337" w:type="dxa"/>
-            <w:shd w:val="clear" w:color="auto" w:fill="auto"/>
             <w:vAlign w:val="center"/>
           </w:tcPr>
           <w:p>
@@ -12081,7 +12074,6 @@
           <w:tcPr>
             <w:tcW w:w="875" w:type="dxa"/>
             <w:vMerge/>
-            <w:shd w:val="clear" w:color="auto" w:fill="auto"/>
             <w:vAlign w:val="center"/>
           </w:tcPr>
           <w:p>
@@ -12173,7 +12165,6 @@
         <w:tc>
           <w:tcPr>
             <w:tcW w:w="6169" w:type="dxa"/>
-            <w:shd w:val="clear" w:color="auto" w:fill="auto"/>
             <w:vAlign w:val="center"/>
           </w:tcPr>
           <w:p>
@@ -12208,7 +12199,6 @@
         <w:tc>
           <w:tcPr>
             <w:tcW w:w="2015" w:type="dxa"/>
-            <w:shd w:val="clear" w:color="auto" w:fill="auto"/>
             <w:vAlign w:val="center"/>
           </w:tcPr>
           <w:p>
@@ -12247,7 +12237,7 @@
               <w:autoSpaceDE w:val="0"/>
               <w:autoSpaceDN w:val="0"/>
               <w:adjustRightInd w:val="0"/>
-              <w:jc w:val="center"/>
+              <w:jc w:val="both"/>
               <w:rPr>
                 <w:rFonts w:ascii="Arial Nova Cond" w:hAnsi="Arial Nova Cond" w:cs="Arial"/>
                 <w:color w:val="000000"/>
@@ -12271,7 +12261,6 @@
         <w:tc>
           <w:tcPr>
             <w:tcW w:w="1337" w:type="dxa"/>
-            <w:shd w:val="clear" w:color="auto" w:fill="auto"/>
             <w:vAlign w:val="center"/>
           </w:tcPr>
           <w:p>
@@ -12310,7 +12299,6 @@
           <w:tcPr>
             <w:tcW w:w="875" w:type="dxa"/>
             <w:vMerge w:val="restart"/>
-            <w:shd w:val="clear" w:color="auto" w:fill="auto"/>
             <w:vAlign w:val="center"/>
           </w:tcPr>
           <w:p>
@@ -12413,7 +12401,6 @@
         <w:tc>
           <w:tcPr>
             <w:tcW w:w="6169" w:type="dxa"/>
-            <w:shd w:val="clear" w:color="auto" w:fill="auto"/>
             <w:vAlign w:val="center"/>
           </w:tcPr>
           <w:p>
@@ -12449,7 +12436,6 @@
         <w:tc>
           <w:tcPr>
             <w:tcW w:w="2015" w:type="dxa"/>
-            <w:shd w:val="clear" w:color="auto" w:fill="auto"/>
             <w:vAlign w:val="center"/>
           </w:tcPr>
           <w:p>
@@ -12488,7 +12474,7 @@
               <w:autoSpaceDE w:val="0"/>
               <w:autoSpaceDN w:val="0"/>
               <w:adjustRightInd w:val="0"/>
-              <w:jc w:val="center"/>
+              <w:jc w:val="both"/>
               <w:rPr>
                 <w:rFonts w:ascii="Arial Nova Cond" w:hAnsi="Arial Nova Cond" w:cs="Arial"/>
                 <w:color w:val="000000"/>
@@ -12512,7 +12498,6 @@
         <w:tc>
           <w:tcPr>
             <w:tcW w:w="1337" w:type="dxa"/>
-            <w:shd w:val="clear" w:color="auto" w:fill="auto"/>
             <w:vAlign w:val="center"/>
           </w:tcPr>
           <w:p>
@@ -12551,7 +12536,6 @@
           <w:tcPr>
             <w:tcW w:w="875" w:type="dxa"/>
             <w:vMerge/>
-            <w:shd w:val="clear" w:color="auto" w:fill="auto"/>
             <w:vAlign w:val="center"/>
           </w:tcPr>
           <w:p>
@@ -12643,7 +12627,6 @@
         <w:tc>
           <w:tcPr>
             <w:tcW w:w="6169" w:type="dxa"/>
-            <w:shd w:val="clear" w:color="auto" w:fill="auto"/>
             <w:vAlign w:val="center"/>
           </w:tcPr>
           <w:p>
@@ -12679,7 +12662,6 @@
         <w:tc>
           <w:tcPr>
             <w:tcW w:w="2015" w:type="dxa"/>
-            <w:shd w:val="clear" w:color="auto" w:fill="auto"/>
             <w:vAlign w:val="center"/>
           </w:tcPr>
           <w:p>
@@ -12718,7 +12700,7 @@
               <w:autoSpaceDE w:val="0"/>
               <w:autoSpaceDN w:val="0"/>
               <w:adjustRightInd w:val="0"/>
-              <w:jc w:val="center"/>
+              <w:jc w:val="both"/>
               <w:rPr>
                 <w:rFonts w:ascii="Arial Nova Cond" w:hAnsi="Arial Nova Cond" w:cs="Arial"/>
                 <w:color w:val="000000"/>
@@ -12742,7 +12724,6 @@
         <w:tc>
           <w:tcPr>
             <w:tcW w:w="1337" w:type="dxa"/>
-            <w:shd w:val="clear" w:color="auto" w:fill="auto"/>
             <w:vAlign w:val="center"/>
           </w:tcPr>
           <w:p>
@@ -12781,7 +12762,6 @@
           <w:tcPr>
             <w:tcW w:w="875" w:type="dxa"/>
             <w:vMerge w:val="restart"/>
-            <w:shd w:val="clear" w:color="auto" w:fill="auto"/>
             <w:vAlign w:val="center"/>
           </w:tcPr>
           <w:p>
@@ -12885,7 +12865,6 @@
         <w:tc>
           <w:tcPr>
             <w:tcW w:w="6169" w:type="dxa"/>
-            <w:shd w:val="clear" w:color="auto" w:fill="auto"/>
             <w:vAlign w:val="center"/>
           </w:tcPr>
           <w:p>
@@ -12921,7 +12900,6 @@
         <w:tc>
           <w:tcPr>
             <w:tcW w:w="2015" w:type="dxa"/>
-            <w:shd w:val="clear" w:color="auto" w:fill="auto"/>
             <w:vAlign w:val="center"/>
           </w:tcPr>
           <w:p>
@@ -12960,7 +12938,7 @@
               <w:autoSpaceDE w:val="0"/>
               <w:autoSpaceDN w:val="0"/>
               <w:adjustRightInd w:val="0"/>
-              <w:jc w:val="center"/>
+              <w:jc w:val="both"/>
               <w:rPr>
                 <w:rFonts w:ascii="Arial Nova Cond" w:hAnsi="Arial Nova Cond" w:cs="Arial"/>
                 <w:color w:val="000000"/>
@@ -12984,7 +12962,6 @@
         <w:tc>
           <w:tcPr>
             <w:tcW w:w="1337" w:type="dxa"/>
-            <w:shd w:val="clear" w:color="auto" w:fill="auto"/>
             <w:vAlign w:val="center"/>
           </w:tcPr>
           <w:p>
@@ -13023,7 +13000,6 @@
           <w:tcPr>
             <w:tcW w:w="875" w:type="dxa"/>
             <w:vMerge/>
-            <w:shd w:val="clear" w:color="auto" w:fill="auto"/>
             <w:vAlign w:val="center"/>
           </w:tcPr>
           <w:p>
@@ -13115,7 +13091,6 @@
         <w:tc>
           <w:tcPr>
             <w:tcW w:w="6169" w:type="dxa"/>
-            <w:shd w:val="clear" w:color="auto" w:fill="auto"/>
             <w:vAlign w:val="center"/>
           </w:tcPr>
           <w:p>
@@ -13150,7 +13125,6 @@
         <w:tc>
           <w:tcPr>
             <w:tcW w:w="2015" w:type="dxa"/>
-            <w:shd w:val="clear" w:color="auto" w:fill="auto"/>
             <w:vAlign w:val="center"/>
           </w:tcPr>
           <w:p>
@@ -13189,7 +13163,7 @@
               <w:autoSpaceDE w:val="0"/>
               <w:autoSpaceDN w:val="0"/>
               <w:adjustRightInd w:val="0"/>
-              <w:jc w:val="center"/>
+              <w:jc w:val="both"/>
               <w:rPr>
                 <w:rFonts w:ascii="Arial Nova Cond" w:hAnsi="Arial Nova Cond" w:cs="Arial"/>
                 <w:color w:val="000000"/>
@@ -13213,7 +13187,6 @@
         <w:tc>
           <w:tcPr>
             <w:tcW w:w="1337" w:type="dxa"/>
-            <w:shd w:val="clear" w:color="auto" w:fill="auto"/>
             <w:vAlign w:val="center"/>
           </w:tcPr>
           <w:p>
@@ -13252,7 +13225,6 @@
           <w:tcPr>
             <w:tcW w:w="875" w:type="dxa"/>
             <w:vMerge w:val="restart"/>
-            <w:shd w:val="clear" w:color="auto" w:fill="auto"/>
             <w:vAlign w:val="center"/>
           </w:tcPr>
           <w:p>
@@ -13363,7 +13335,6 @@
         <w:tc>
           <w:tcPr>
             <w:tcW w:w="6169" w:type="dxa"/>
-            <w:shd w:val="clear" w:color="auto" w:fill="auto"/>
             <w:vAlign w:val="center"/>
           </w:tcPr>
           <w:p>
@@ -13398,7 +13369,6 @@
         <w:tc>
           <w:tcPr>
             <w:tcW w:w="2015" w:type="dxa"/>
-            <w:shd w:val="clear" w:color="auto" w:fill="auto"/>
             <w:vAlign w:val="center"/>
           </w:tcPr>
           <w:p>
@@ -13437,7 +13407,7 @@
               <w:autoSpaceDE w:val="0"/>
               <w:autoSpaceDN w:val="0"/>
               <w:adjustRightInd w:val="0"/>
-              <w:jc w:val="center"/>
+              <w:jc w:val="both"/>
               <w:rPr>
                 <w:rFonts w:ascii="Arial Nova Cond" w:hAnsi="Arial Nova Cond" w:cs="Arial"/>
                 <w:color w:val="000000"/>
@@ -13461,7 +13431,6 @@
         <w:tc>
           <w:tcPr>
             <w:tcW w:w="1337" w:type="dxa"/>
-            <w:shd w:val="clear" w:color="auto" w:fill="auto"/>
             <w:vAlign w:val="center"/>
           </w:tcPr>
           <w:p>
@@ -13500,7 +13469,6 @@
           <w:tcPr>
             <w:tcW w:w="875" w:type="dxa"/>
             <w:vMerge/>
-            <w:shd w:val="clear" w:color="auto" w:fill="auto"/>
             <w:vAlign w:val="center"/>
           </w:tcPr>
           <w:p>
@@ -13600,7 +13568,6 @@
         <w:tc>
           <w:tcPr>
             <w:tcW w:w="6169" w:type="dxa"/>
-            <w:shd w:val="clear" w:color="auto" w:fill="auto"/>
             <w:vAlign w:val="center"/>
           </w:tcPr>
           <w:p>
@@ -13636,7 +13603,6 @@
         <w:tc>
           <w:tcPr>
             <w:tcW w:w="2015" w:type="dxa"/>
-            <w:shd w:val="clear" w:color="auto" w:fill="auto"/>
             <w:vAlign w:val="center"/>
           </w:tcPr>
           <w:p>
@@ -13674,7 +13640,7 @@
               <w:autoSpaceDE w:val="0"/>
               <w:autoSpaceDN w:val="0"/>
               <w:adjustRightInd w:val="0"/>
-              <w:jc w:val="center"/>
+              <w:jc w:val="both"/>
               <w:rPr>
                 <w:rFonts w:ascii="Arial Nova Cond" w:hAnsi="Arial Nova Cond" w:cs="Arial"/>
                 <w:color w:val="000000"/>
@@ -13698,7 +13664,6 @@
         <w:tc>
           <w:tcPr>
             <w:tcW w:w="1337" w:type="dxa"/>
-            <w:shd w:val="clear" w:color="auto" w:fill="auto"/>
             <w:vAlign w:val="center"/>
           </w:tcPr>
           <w:p>
@@ -13728,6 +13693,7 @@
           </w:p>
         </w:tc>
       </w:tr>
+      <w:bookmarkEnd w:id="1"/>
     </w:tbl>
     <w:p>
       <w:pPr>

--- a/templates/plananual/ED. FISICA 1° A 5°/E. FÍSICA 4° PROGRAMACIÓN  ANUAL.docx
+++ b/templates/plananual/ED. FISICA 1° A 5°/E. FÍSICA 4° PROGRAMACIÓN  ANUAL.docx
@@ -1,6 +1,6 @@
 
 <file path=word/document.xml><?xml version="1.0" encoding="utf-8"?>
-<w:document xmlns:wpc="http://schemas.microsoft.com/office/word/2010/wordprocessingCanvas" xmlns:cx="http://schemas.microsoft.com/office/drawing/2014/chartex" xmlns:cx1="http://schemas.microsoft.com/office/drawing/2015/9/8/chartex" xmlns:cx2="http://schemas.microsoft.com/office/drawing/2015/10/21/chartex" xmlns:cx3="http://schemas.microsoft.com/office/drawing/2016/5/9/chartex" xmlns:cx4="http://schemas.microsoft.com/office/drawing/2016/5/10/chartex" xmlns:cx5="http://schemas.microsoft.com/office/drawing/2016/5/11/chartex" xmlns:cx6="http://schemas.microsoft.com/office/drawing/2016/5/12/chartex" xmlns:cx7="http://schemas.microsoft.com/office/drawing/2016/5/13/chartex" xmlns:cx8="http://schemas.microsoft.com/office/drawing/2016/5/14/chartex" xmlns:mc="http://schemas.openxmlformats.org/markup-compatibility/2006" xmlns:aink="http://schemas.microsoft.com/office/drawing/2016/ink" xmlns:am3d="http://schemas.microsoft.com/office/drawing/2017/model3d" xmlns:o="urn:schemas-microsoft-com:office:office" xmlns:oel="http://schemas.microsoft.com/office/2019/extlst" xmlns:r="http://schemas.openxmlformats.org/officeDocument/2006/relationships" xmlns:m="http://schemas.openxmlformats.org/officeDocument/2006/math" xmlns:v="urn:schemas-microsoft-com:vml" xmlns:wp14="http://schemas.microsoft.com/office/word/2010/wordprocessingDrawing" xmlns:wp="http://schemas.openxmlformats.org/drawingml/2006/wordprocessingDrawing" xmlns:w10="urn:schemas-microsoft-com:office:word" xmlns:w="http://schemas.openxmlformats.org/wordprocessingml/2006/main" xmlns:w14="http://schemas.microsoft.com/office/word/2010/wordml" xmlns:w15="http://schemas.microsoft.com/office/word/2012/wordml" xmlns:w16cex="http://schemas.microsoft.com/office/word/2018/wordml/cex" xmlns:w16cid="http://schemas.microsoft.com/office/word/2016/wordml/cid" xmlns:w16="http://schemas.microsoft.com/office/word/2018/wordml" xmlns:w16du="http://schemas.microsoft.com/office/word/2023/wordml/word16du" xmlns:w16sdtdh="http://schemas.microsoft.com/office/word/2020/wordml/sdtdatahash" xmlns:w16se="http://schemas.microsoft.com/office/word/2015/wordml/symex" xmlns:wpg="http://schemas.microsoft.com/office/word/2010/wordprocessingGroup" xmlns:wpi="http://schemas.microsoft.com/office/word/2010/wordprocessingInk" xmlns:wne="http://schemas.microsoft.com/office/word/2006/wordml" xmlns:wps="http://schemas.microsoft.com/office/word/2010/wordprocessingShape" mc:Ignorable="w14 w15 w16se w16cid w16 w16cex w16sdtdh w16du wp14">
+<w:document xmlns:wpc="http://schemas.microsoft.com/office/word/2010/wordprocessingCanvas" xmlns:cx="http://schemas.microsoft.com/office/drawing/2014/chartex" xmlns:cx1="http://schemas.microsoft.com/office/drawing/2015/9/8/chartex" xmlns:cx2="http://schemas.microsoft.com/office/drawing/2015/10/21/chartex" xmlns:cx3="http://schemas.microsoft.com/office/drawing/2016/5/9/chartex" xmlns:cx4="http://schemas.microsoft.com/office/drawing/2016/5/10/chartex" xmlns:cx5="http://schemas.microsoft.com/office/drawing/2016/5/11/chartex" xmlns:cx6="http://schemas.microsoft.com/office/drawing/2016/5/12/chartex" xmlns:cx7="http://schemas.microsoft.com/office/drawing/2016/5/13/chartex" xmlns:cx8="http://schemas.microsoft.com/office/drawing/2016/5/14/chartex" xmlns:mc="http://schemas.openxmlformats.org/markup-compatibility/2006" xmlns:aink="http://schemas.microsoft.com/office/drawing/2016/ink" xmlns:am3d="http://schemas.microsoft.com/office/drawing/2017/model3d" xmlns:o="urn:schemas-microsoft-com:office:office" xmlns:oel="http://schemas.microsoft.com/office/2019/extlst" xmlns:r="http://schemas.openxmlformats.org/officeDocument/2006/relationships" xmlns:m="http://schemas.openxmlformats.org/officeDocument/2006/math" xmlns:v="urn:schemas-microsoft-com:vml" xmlns:wp14="http://schemas.microsoft.com/office/word/2010/wordprocessingDrawing" xmlns:wp="http://schemas.openxmlformats.org/drawingml/2006/wordprocessingDrawing" xmlns:w10="urn:schemas-microsoft-com:office:word" xmlns:w="http://schemas.openxmlformats.org/wordprocessingml/2006/main" xmlns:w14="http://schemas.microsoft.com/office/word/2010/wordml" xmlns:w15="http://schemas.microsoft.com/office/word/2012/wordml" xmlns:w16cex="http://schemas.microsoft.com/office/word/2018/wordml/cex" xmlns:w16cid="http://schemas.microsoft.com/office/word/2016/wordml/cid" xmlns:w16="http://schemas.microsoft.com/office/word/2018/wordml" xmlns:w16du="http://schemas.microsoft.com/office/word/2023/wordml/word16du" xmlns:w16sdtdh="http://schemas.microsoft.com/office/word/2020/wordml/sdtdatahash" xmlns:w16sdtfl="http://schemas.microsoft.com/office/word/2024/wordml/sdtformatlock" xmlns:w16se="http://schemas.microsoft.com/office/word/2015/wordml/symex" xmlns:wpg="http://schemas.microsoft.com/office/word/2010/wordprocessingGroup" xmlns:wpi="http://schemas.microsoft.com/office/word/2010/wordprocessingInk" xmlns:wne="http://schemas.microsoft.com/office/word/2006/wordml" xmlns:wps="http://schemas.microsoft.com/office/word/2010/wordprocessingShape" mc:Ignorable="w14 w15 w16se w16cid w16 w16cex w16sdtdh w16sdtfl w16du wp14">
   <w:body>
     <w:p>
       <w:pPr>
@@ -3890,29 +3890,16 @@
                 <w:szCs w:val="20"/>
               </w:rPr>
             </w:pPr>
-            <w:proofErr w:type="spellStart"/>
-            <w:r>
-              <w:rPr>
-                <w:rFonts w:ascii="Arial Nova Cond Light" w:hAnsi="Arial Nova Cond Light" w:cs="Times New Roman"/>
-                <w:b/>
-                <w:bCs/>
-                <w:color w:val="000000" w:themeColor="text1"/>
-                <w:sz w:val="20"/>
-                <w:szCs w:val="20"/>
-              </w:rPr>
-              <w:t>N°</w:t>
-            </w:r>
-            <w:proofErr w:type="spellEnd"/>
-            <w:r>
-              <w:rPr>
-                <w:rFonts w:ascii="Arial Nova Cond Light" w:hAnsi="Arial Nova Cond Light" w:cs="Times New Roman"/>
-                <w:b/>
-                <w:bCs/>
-                <w:color w:val="000000" w:themeColor="text1"/>
-                <w:sz w:val="20"/>
-                <w:szCs w:val="20"/>
-              </w:rPr>
-              <w:t xml:space="preserve"> DE SEMANAS LECTIVAS</w:t>
+            <w:r>
+              <w:rPr>
+                <w:rFonts w:ascii="Arial Nova Cond Light" w:hAnsi="Arial Nova Cond Light" w:cs="Times New Roman"/>
+                <w:b/>
+                <w:bCs/>
+                <w:color w:val="000000" w:themeColor="text1"/>
+                <w:sz w:val="20"/>
+                <w:szCs w:val="20"/>
+              </w:rPr>
+              <w:t>N° DE SEMANAS LECTIVAS</w:t>
             </w:r>
           </w:p>
         </w:tc>
@@ -3937,29 +3924,16 @@
                 <w:szCs w:val="20"/>
               </w:rPr>
             </w:pPr>
-            <w:proofErr w:type="spellStart"/>
-            <w:r>
-              <w:rPr>
-                <w:rFonts w:ascii="Arial Nova Cond Light" w:hAnsi="Arial Nova Cond Light" w:cs="Times New Roman"/>
-                <w:b/>
-                <w:bCs/>
-                <w:color w:val="000000" w:themeColor="text1"/>
-                <w:sz w:val="20"/>
-                <w:szCs w:val="20"/>
-              </w:rPr>
-              <w:t>N°</w:t>
-            </w:r>
-            <w:proofErr w:type="spellEnd"/>
-            <w:r>
-              <w:rPr>
-                <w:rFonts w:ascii="Arial Nova Cond Light" w:hAnsi="Arial Nova Cond Light" w:cs="Times New Roman"/>
-                <w:b/>
-                <w:bCs/>
-                <w:color w:val="000000" w:themeColor="text1"/>
-                <w:sz w:val="20"/>
-                <w:szCs w:val="20"/>
-              </w:rPr>
-              <w:t xml:space="preserve"> UNIDADES</w:t>
+            <w:r>
+              <w:rPr>
+                <w:rFonts w:ascii="Arial Nova Cond Light" w:hAnsi="Arial Nova Cond Light" w:cs="Times New Roman"/>
+                <w:b/>
+                <w:bCs/>
+                <w:color w:val="000000" w:themeColor="text1"/>
+                <w:sz w:val="20"/>
+                <w:szCs w:val="20"/>
+              </w:rPr>
+              <w:t>N° UNIDADES</w:t>
             </w:r>
           </w:p>
         </w:tc>
@@ -11295,13 +11269,13 @@
         <w:tblLook w:val="04A0" w:firstRow="1" w:lastRow="0" w:firstColumn="1" w:lastColumn="0" w:noHBand="0" w:noVBand="1"/>
       </w:tblPr>
       <w:tblGrid>
-        <w:gridCol w:w="875"/>
-        <w:gridCol w:w="1095"/>
-        <w:gridCol w:w="1726"/>
-        <w:gridCol w:w="6169"/>
-        <w:gridCol w:w="2015"/>
-        <w:gridCol w:w="1634"/>
-        <w:gridCol w:w="1337"/>
+        <w:gridCol w:w="818"/>
+        <w:gridCol w:w="1018"/>
+        <w:gridCol w:w="5379"/>
+        <w:gridCol w:w="1984"/>
+        <w:gridCol w:w="2693"/>
+        <w:gridCol w:w="1560"/>
+        <w:gridCol w:w="1399"/>
       </w:tblGrid>
       <w:tr>
         <w:trPr>
@@ -11310,7 +11284,7 @@
         </w:trPr>
         <w:tc>
           <w:tcPr>
-            <w:tcW w:w="875" w:type="dxa"/>
+            <w:tcW w:w="818" w:type="dxa"/>
             <w:shd w:val="clear" w:color="auto" w:fill="C1F0C7" w:themeFill="accent3" w:themeFillTint="33"/>
             <w:vAlign w:val="center"/>
           </w:tcPr>
@@ -11344,7 +11318,7 @@
         </w:tc>
         <w:tc>
           <w:tcPr>
-            <w:tcW w:w="1095" w:type="dxa"/>
+            <w:tcW w:w="1018" w:type="dxa"/>
             <w:shd w:val="clear" w:color="auto" w:fill="C1F0C7" w:themeFill="accent3" w:themeFillTint="33"/>
             <w:vAlign w:val="center"/>
           </w:tcPr>
@@ -11377,7 +11351,7 @@
         </w:tc>
         <w:tc>
           <w:tcPr>
-            <w:tcW w:w="1726" w:type="dxa"/>
+            <w:tcW w:w="5379" w:type="dxa"/>
             <w:shd w:val="clear" w:color="auto" w:fill="C1F0C7" w:themeFill="accent3" w:themeFillTint="33"/>
             <w:vAlign w:val="center"/>
           </w:tcPr>
@@ -11404,13 +11378,35 @@
                 <w:sz w:val="20"/>
                 <w:szCs w:val="20"/>
               </w:rPr>
-              <w:t>PROBLEMA / POTENCIALIDAD</w:t>
-            </w:r>
-          </w:p>
-        </w:tc>
-        <w:tc>
-          <w:tcPr>
-            <w:tcW w:w="6169" w:type="dxa"/>
+              <w:t>SITUACIÓN SIGNIF</w:t>
+            </w:r>
+            <w:r>
+              <w:rPr>
+                <w:rFonts w:ascii="Arial Nova Cond" w:hAnsi="Arial Nova Cond" w:cs="Times New Roman"/>
+                <w:b/>
+                <w:bCs/>
+                <w:color w:val="000000" w:themeColor="text1"/>
+                <w:sz w:val="20"/>
+                <w:szCs w:val="20"/>
+              </w:rPr>
+              <w:t>I</w:t>
+            </w:r>
+            <w:r>
+              <w:rPr>
+                <w:rFonts w:ascii="Arial Nova Cond" w:hAnsi="Arial Nova Cond" w:cs="Times New Roman"/>
+                <w:b/>
+                <w:bCs/>
+                <w:color w:val="000000" w:themeColor="text1"/>
+                <w:sz w:val="20"/>
+                <w:szCs w:val="20"/>
+              </w:rPr>
+              <w:t>CATIVA</w:t>
+            </w:r>
+          </w:p>
+        </w:tc>
+        <w:tc>
+          <w:tcPr>
+            <w:tcW w:w="1984" w:type="dxa"/>
             <w:shd w:val="clear" w:color="auto" w:fill="C1F0C7" w:themeFill="accent3" w:themeFillTint="33"/>
             <w:vAlign w:val="center"/>
           </w:tcPr>
@@ -11437,7 +11433,7 @@
                 <w:sz w:val="20"/>
                 <w:szCs w:val="20"/>
               </w:rPr>
-              <w:t>SITUACIÓN SIGNIF</w:t>
+              <w:t>TÍTULO DE LA UNIDAD DID</w:t>
             </w:r>
             <w:r>
               <w:rPr>
@@ -11448,7 +11444,7 @@
                 <w:sz w:val="20"/>
                 <w:szCs w:val="20"/>
               </w:rPr>
-              <w:t>I</w:t>
+              <w:t>Á</w:t>
             </w:r>
             <w:r>
               <w:rPr>
@@ -11459,13 +11455,24 @@
                 <w:sz w:val="20"/>
                 <w:szCs w:val="20"/>
               </w:rPr>
-              <w:t>CATIVA</w:t>
-            </w:r>
-          </w:p>
-        </w:tc>
-        <w:tc>
-          <w:tcPr>
-            <w:tcW w:w="2015" w:type="dxa"/>
+              <w:t>CTICA</w:t>
+            </w:r>
+            <w:r>
+              <w:rPr>
+                <w:rFonts w:ascii="Arial Nova Cond" w:hAnsi="Arial Nova Cond" w:cs="Times New Roman"/>
+                <w:b/>
+                <w:bCs/>
+                <w:color w:val="000000" w:themeColor="text1"/>
+                <w:sz w:val="20"/>
+                <w:szCs w:val="20"/>
+              </w:rPr>
+              <w:t>.</w:t>
+            </w:r>
+          </w:p>
+        </w:tc>
+        <w:tc>
+          <w:tcPr>
+            <w:tcW w:w="2693" w:type="dxa"/>
             <w:shd w:val="clear" w:color="auto" w:fill="C1F0C7" w:themeFill="accent3" w:themeFillTint="33"/>
             <w:vAlign w:val="center"/>
           </w:tcPr>
@@ -11492,9 +11499,21 @@
                 <w:sz w:val="20"/>
                 <w:szCs w:val="20"/>
               </w:rPr>
-              <w:t>TÍTULO DE LA UNIDAD DID</w:t>
-            </w:r>
-            <w:r>
+              <w:t>CAMPO TEMATICO</w:t>
+            </w:r>
+          </w:p>
+        </w:tc>
+        <w:tc>
+          <w:tcPr>
+            <w:tcW w:w="1560" w:type="dxa"/>
+            <w:shd w:val="clear" w:color="auto" w:fill="C1F0C7" w:themeFill="accent3" w:themeFillTint="33"/>
+            <w:vAlign w:val="center"/>
+          </w:tcPr>
+          <w:p>
+            <w:pPr>
+              <w:pStyle w:val="Prrafodelista"/>
+              <w:ind w:left="0"/>
+              <w:jc w:val="center"/>
               <w:rPr>
                 <w:rFonts w:ascii="Arial Nova Cond" w:hAnsi="Arial Nova Cond" w:cs="Times New Roman"/>
                 <w:b/>
@@ -11503,8 +11522,7 @@
                 <w:sz w:val="20"/>
                 <w:szCs w:val="20"/>
               </w:rPr>
-              <w:t>Á</w:t>
-            </w:r>
+            </w:pPr>
             <w:r>
               <w:rPr>
                 <w:rFonts w:ascii="Arial Nova Cond" w:hAnsi="Arial Nova Cond" w:cs="Times New Roman"/>
@@ -11514,57 +11532,13 @@
                 <w:sz w:val="20"/>
                 <w:szCs w:val="20"/>
               </w:rPr>
-              <w:t>CTICA</w:t>
-            </w:r>
-            <w:r>
-              <w:rPr>
-                <w:rFonts w:ascii="Arial Nova Cond" w:hAnsi="Arial Nova Cond" w:cs="Times New Roman"/>
-                <w:b/>
-                <w:bCs/>
-                <w:color w:val="000000" w:themeColor="text1"/>
-                <w:sz w:val="20"/>
-                <w:szCs w:val="20"/>
-              </w:rPr>
-              <w:t>.</w:t>
-            </w:r>
-          </w:p>
-        </w:tc>
-        <w:tc>
-          <w:tcPr>
-            <w:tcW w:w="1634" w:type="dxa"/>
-            <w:shd w:val="clear" w:color="auto" w:fill="C1F0C7" w:themeFill="accent3" w:themeFillTint="33"/>
-            <w:vAlign w:val="center"/>
-          </w:tcPr>
-          <w:p>
-            <w:pPr>
-              <w:pStyle w:val="Prrafodelista"/>
-              <w:ind w:left="0"/>
-              <w:jc w:val="center"/>
-              <w:rPr>
-                <w:rFonts w:ascii="Arial Nova Cond" w:hAnsi="Arial Nova Cond" w:cs="Times New Roman"/>
-                <w:b/>
-                <w:bCs/>
-                <w:color w:val="000000" w:themeColor="text1"/>
-                <w:sz w:val="20"/>
-                <w:szCs w:val="20"/>
-              </w:rPr>
-            </w:pPr>
-            <w:r>
-              <w:rPr>
-                <w:rFonts w:ascii="Arial Nova Cond" w:hAnsi="Arial Nova Cond" w:cs="Times New Roman"/>
-                <w:b/>
-                <w:bCs/>
-                <w:color w:val="000000" w:themeColor="text1"/>
-                <w:sz w:val="20"/>
-                <w:szCs w:val="20"/>
-              </w:rPr>
               <w:t>COMPETENCIAS</w:t>
             </w:r>
           </w:p>
         </w:tc>
         <w:tc>
           <w:tcPr>
-            <w:tcW w:w="1337" w:type="dxa"/>
+            <w:tcW w:w="1399" w:type="dxa"/>
             <w:shd w:val="clear" w:color="auto" w:fill="C1F0C7" w:themeFill="accent3" w:themeFillTint="33"/>
             <w:vAlign w:val="center"/>
           </w:tcPr>
@@ -11603,7 +11577,7 @@
         </w:trPr>
         <w:tc>
           <w:tcPr>
-            <w:tcW w:w="875" w:type="dxa"/>
+            <w:tcW w:w="818" w:type="dxa"/>
             <w:vMerge w:val="restart"/>
             <w:vAlign w:val="center"/>
           </w:tcPr>
@@ -11642,7 +11616,7 @@
         </w:tc>
         <w:tc>
           <w:tcPr>
-            <w:tcW w:w="1095" w:type="dxa"/>
+            <w:tcW w:w="1018" w:type="dxa"/>
             <w:vAlign w:val="center"/>
           </w:tcPr>
           <w:p>
@@ -11680,7 +11654,7 @@
         </w:tc>
         <w:tc>
           <w:tcPr>
-            <w:tcW w:w="1726" w:type="dxa"/>
+            <w:tcW w:w="5379" w:type="dxa"/>
             <w:vAlign w:val="center"/>
           </w:tcPr>
           <w:p>
@@ -11708,47 +11682,13 @@
                 <w:szCs w:val="20"/>
                 <w:lang w:val="es-ES_tradnl"/>
               </w:rPr>
-              <w:t>{{problemapotencialidad0}}</w:t>
-            </w:r>
-          </w:p>
-        </w:tc>
-        <w:tc>
-          <w:tcPr>
-            <w:tcW w:w="6169" w:type="dxa"/>
-            <w:vAlign w:val="center"/>
-          </w:tcPr>
-          <w:p>
-            <w:pPr>
-              <w:pStyle w:val="Prrafodelista"/>
-              <w:tabs>
-                <w:tab w:val="left" w:pos="0"/>
-                <w:tab w:val="left" w:pos="142"/>
-                <w:tab w:val="left" w:pos="284"/>
-              </w:tabs>
-              <w:spacing w:line="276" w:lineRule="auto"/>
-              <w:ind w:left="0"/>
-              <w:jc w:val="both"/>
-              <w:rPr>
-                <w:rFonts w:ascii="Arial Nova Cond" w:eastAsia="Calibri" w:hAnsi="Arial Nova Cond" w:cs="Times New Roman"/>
-                <w:sz w:val="20"/>
-                <w:szCs w:val="20"/>
-                <w:lang w:val="es-ES_tradnl"/>
-              </w:rPr>
-            </w:pPr>
-            <w:r>
-              <w:rPr>
-                <w:rFonts w:ascii="Arial Nova Cond" w:eastAsia="Calibri" w:hAnsi="Arial Nova Cond" w:cs="Times New Roman"/>
-                <w:sz w:val="20"/>
-                <w:szCs w:val="20"/>
-                <w:lang w:val="es-ES_tradnl"/>
-              </w:rPr>
               <w:t>{{situacionsignificativa0}}</w:t>
             </w:r>
           </w:p>
         </w:tc>
         <w:tc>
           <w:tcPr>
-            <w:tcW w:w="2015" w:type="dxa"/>
+            <w:tcW w:w="1984" w:type="dxa"/>
             <w:vAlign w:val="center"/>
           </w:tcPr>
           <w:p>
@@ -11779,7 +11719,7 @@
         </w:tc>
         <w:tc>
           <w:tcPr>
-            <w:tcW w:w="1634" w:type="dxa"/>
+            <w:tcW w:w="2693" w:type="dxa"/>
             <w:vAlign w:val="center"/>
           </w:tcPr>
           <w:p>
@@ -11804,13 +11744,13 @@
                 <w:sz w:val="20"/>
                 <w:szCs w:val="20"/>
               </w:rPr>
-              <w:t>{{competencias0}}</w:t>
-            </w:r>
-          </w:p>
-        </w:tc>
-        <w:tc>
-          <w:tcPr>
-            <w:tcW w:w="1337" w:type="dxa"/>
+              <w:t>{{campotematico0}}</w:t>
+            </w:r>
+          </w:p>
+        </w:tc>
+        <w:tc>
+          <w:tcPr>
+            <w:tcW w:w="1560" w:type="dxa"/>
             <w:vAlign w:val="center"/>
           </w:tcPr>
           <w:p>
@@ -11818,7 +11758,38 @@
               <w:autoSpaceDE w:val="0"/>
               <w:autoSpaceDN w:val="0"/>
               <w:adjustRightInd w:val="0"/>
-              <w:jc w:val="center"/>
+              <w:jc w:val="both"/>
+              <w:rPr>
+                <w:rFonts w:ascii="Arial Nova Cond" w:hAnsi="Arial Nova Cond" w:cs="Arial"/>
+                <w:color w:val="000000"/>
+                <w:kern w:val="0"/>
+                <w:sz w:val="20"/>
+                <w:szCs w:val="20"/>
+              </w:rPr>
+            </w:pPr>
+            <w:r>
+              <w:rPr>
+                <w:rFonts w:ascii="Arial Nova Cond" w:hAnsi="Arial Nova Cond" w:cs="Arial"/>
+                <w:color w:val="000000"/>
+                <w:kern w:val="0"/>
+                <w:sz w:val="20"/>
+                <w:szCs w:val="20"/>
+              </w:rPr>
+              <w:t>{{competencias0}}</w:t>
+            </w:r>
+          </w:p>
+        </w:tc>
+        <w:tc>
+          <w:tcPr>
+            <w:tcW w:w="1399" w:type="dxa"/>
+            <w:vAlign w:val="center"/>
+          </w:tcPr>
+          <w:p>
+            <w:pPr>
+              <w:autoSpaceDE w:val="0"/>
+              <w:autoSpaceDN w:val="0"/>
+              <w:adjustRightInd w:val="0"/>
+              <w:jc w:val="both"/>
               <w:rPr>
                 <w:rFonts w:ascii="Arial Nova Cond" w:hAnsi="Arial Nova Cond" w:cs="Arial"/>
                 <w:color w:val="000000"/>
@@ -11847,7 +11818,7 @@
         </w:trPr>
         <w:tc>
           <w:tcPr>
-            <w:tcW w:w="875" w:type="dxa"/>
+            <w:tcW w:w="818" w:type="dxa"/>
             <w:vMerge/>
             <w:vAlign w:val="center"/>
           </w:tcPr>
@@ -11875,7 +11846,7 @@
         </w:tc>
         <w:tc>
           <w:tcPr>
-            <w:tcW w:w="1095" w:type="dxa"/>
+            <w:tcW w:w="1018" w:type="dxa"/>
             <w:vAlign w:val="center"/>
           </w:tcPr>
           <w:p>
@@ -11913,33 +11884,7 @@
         </w:tc>
         <w:tc>
           <w:tcPr>
-            <w:tcW w:w="1726" w:type="dxa"/>
-            <w:vAlign w:val="center"/>
-          </w:tcPr>
-          <w:p>
-            <w:pPr>
-              <w:pStyle w:val="NormalWeb"/>
-              <w:jc w:val="both"/>
-              <w:rPr>
-                <w:rFonts w:ascii="Arial Nova Cond" w:hAnsi="Arial Nova Cond"/>
-                <w:sz w:val="20"/>
-                <w:szCs w:val="20"/>
-              </w:rPr>
-            </w:pPr>
-            <w:r>
-              <w:rPr>
-                <w:rFonts w:ascii="Arial Nova Cond" w:eastAsia="Calibri" w:hAnsi="Arial Nova Cond"/>
-                <w:sz w:val="20"/>
-                <w:szCs w:val="20"/>
-                <w:lang w:val="es-ES_tradnl"/>
-              </w:rPr>
-              <w:t>{{problemapotencialidad1}}</w:t>
-            </w:r>
-          </w:p>
-        </w:tc>
-        <w:tc>
-          <w:tcPr>
-            <w:tcW w:w="6169" w:type="dxa"/>
+            <w:tcW w:w="5379" w:type="dxa"/>
             <w:vAlign w:val="center"/>
           </w:tcPr>
           <w:p>
@@ -11973,7 +11918,7 @@
         </w:tc>
         <w:tc>
           <w:tcPr>
-            <w:tcW w:w="2015" w:type="dxa"/>
+            <w:tcW w:w="1984" w:type="dxa"/>
             <w:vAlign w:val="center"/>
           </w:tcPr>
           <w:p>
@@ -12004,7 +11949,7 @@
         </w:tc>
         <w:tc>
           <w:tcPr>
-            <w:tcW w:w="1634" w:type="dxa"/>
+            <w:tcW w:w="2693" w:type="dxa"/>
             <w:vAlign w:val="center"/>
           </w:tcPr>
           <w:p>
@@ -12029,13 +11974,13 @@
                 <w:sz w:val="20"/>
                 <w:szCs w:val="20"/>
               </w:rPr>
-              <w:t>{{competencias1}}</w:t>
-            </w:r>
-          </w:p>
-        </w:tc>
-        <w:tc>
-          <w:tcPr>
-            <w:tcW w:w="1337" w:type="dxa"/>
+              <w:t>{{campotematico1}}</w:t>
+            </w:r>
+          </w:p>
+        </w:tc>
+        <w:tc>
+          <w:tcPr>
+            <w:tcW w:w="1560" w:type="dxa"/>
             <w:vAlign w:val="center"/>
           </w:tcPr>
           <w:p>
@@ -12043,7 +11988,38 @@
               <w:autoSpaceDE w:val="0"/>
               <w:autoSpaceDN w:val="0"/>
               <w:adjustRightInd w:val="0"/>
-              <w:jc w:val="center"/>
+              <w:jc w:val="both"/>
+              <w:rPr>
+                <w:rFonts w:ascii="Arial Nova Cond" w:hAnsi="Arial Nova Cond" w:cs="Arial"/>
+                <w:color w:val="000000"/>
+                <w:kern w:val="0"/>
+                <w:sz w:val="20"/>
+                <w:szCs w:val="20"/>
+              </w:rPr>
+            </w:pPr>
+            <w:r>
+              <w:rPr>
+                <w:rFonts w:ascii="Arial Nova Cond" w:hAnsi="Arial Nova Cond" w:cs="Arial"/>
+                <w:color w:val="000000"/>
+                <w:kern w:val="0"/>
+                <w:sz w:val="20"/>
+                <w:szCs w:val="20"/>
+              </w:rPr>
+              <w:t>{{competencias1}}</w:t>
+            </w:r>
+          </w:p>
+        </w:tc>
+        <w:tc>
+          <w:tcPr>
+            <w:tcW w:w="1399" w:type="dxa"/>
+            <w:vAlign w:val="center"/>
+          </w:tcPr>
+          <w:p>
+            <w:pPr>
+              <w:autoSpaceDE w:val="0"/>
+              <w:autoSpaceDN w:val="0"/>
+              <w:adjustRightInd w:val="0"/>
+              <w:jc w:val="both"/>
               <w:rPr>
                 <w:rFonts w:ascii="Arial Nova Cond" w:hAnsi="Arial Nova Cond" w:cs="Arial"/>
                 <w:color w:val="000000"/>
@@ -12072,7 +12048,7 @@
         </w:trPr>
         <w:tc>
           <w:tcPr>
-            <w:tcW w:w="875" w:type="dxa"/>
+            <w:tcW w:w="818" w:type="dxa"/>
             <w:vMerge/>
             <w:vAlign w:val="center"/>
           </w:tcPr>
@@ -12100,7 +12076,7 @@
         </w:tc>
         <w:tc>
           <w:tcPr>
-            <w:tcW w:w="1095" w:type="dxa"/>
+            <w:tcW w:w="1018" w:type="dxa"/>
             <w:vAlign w:val="center"/>
           </w:tcPr>
           <w:p>
@@ -12138,33 +12114,7 @@
         </w:tc>
         <w:tc>
           <w:tcPr>
-            <w:tcW w:w="1726" w:type="dxa"/>
-            <w:vAlign w:val="center"/>
-          </w:tcPr>
-          <w:p>
-            <w:pPr>
-              <w:pStyle w:val="NormalWeb"/>
-              <w:jc w:val="both"/>
-              <w:rPr>
-                <w:rFonts w:ascii="Arial Nova Cond" w:eastAsia="Calibri" w:hAnsi="Arial Nova Cond"/>
-                <w:sz w:val="20"/>
-                <w:szCs w:val="20"/>
-              </w:rPr>
-            </w:pPr>
-            <w:r>
-              <w:rPr>
-                <w:rFonts w:ascii="Arial Nova Cond" w:eastAsia="Calibri" w:hAnsi="Arial Nova Cond"/>
-                <w:sz w:val="20"/>
-                <w:szCs w:val="20"/>
-                <w:lang w:val="es-ES_tradnl"/>
-              </w:rPr>
-              <w:t>{{problemapotencialidad2}}</w:t>
-            </w:r>
-          </w:p>
-        </w:tc>
-        <w:tc>
-          <w:tcPr>
-            <w:tcW w:w="6169" w:type="dxa"/>
+            <w:tcW w:w="5379" w:type="dxa"/>
             <w:vAlign w:val="center"/>
           </w:tcPr>
           <w:p>
@@ -12198,7 +12148,7 @@
         </w:tc>
         <w:tc>
           <w:tcPr>
-            <w:tcW w:w="2015" w:type="dxa"/>
+            <w:tcW w:w="1984" w:type="dxa"/>
             <w:vAlign w:val="center"/>
           </w:tcPr>
           <w:p>
@@ -12229,7 +12179,7 @@
         </w:tc>
         <w:tc>
           <w:tcPr>
-            <w:tcW w:w="1634" w:type="dxa"/>
+            <w:tcW w:w="2693" w:type="dxa"/>
             <w:vAlign w:val="center"/>
           </w:tcPr>
           <w:p>
@@ -12254,13 +12204,13 @@
                 <w:sz w:val="20"/>
                 <w:szCs w:val="20"/>
               </w:rPr>
-              <w:t>{{competencias2}}</w:t>
-            </w:r>
-          </w:p>
-        </w:tc>
-        <w:tc>
-          <w:tcPr>
-            <w:tcW w:w="1337" w:type="dxa"/>
+              <w:t>{{campotematico2}}</w:t>
+            </w:r>
+          </w:p>
+        </w:tc>
+        <w:tc>
+          <w:tcPr>
+            <w:tcW w:w="1560" w:type="dxa"/>
             <w:vAlign w:val="center"/>
           </w:tcPr>
           <w:p>
@@ -12268,7 +12218,38 @@
               <w:autoSpaceDE w:val="0"/>
               <w:autoSpaceDN w:val="0"/>
               <w:adjustRightInd w:val="0"/>
-              <w:jc w:val="center"/>
+              <w:jc w:val="both"/>
+              <w:rPr>
+                <w:rFonts w:ascii="Arial Nova Cond" w:hAnsi="Arial Nova Cond" w:cs="Arial"/>
+                <w:color w:val="000000"/>
+                <w:kern w:val="0"/>
+                <w:sz w:val="20"/>
+                <w:szCs w:val="20"/>
+              </w:rPr>
+            </w:pPr>
+            <w:r>
+              <w:rPr>
+                <w:rFonts w:ascii="Arial Nova Cond" w:hAnsi="Arial Nova Cond" w:cs="Arial"/>
+                <w:color w:val="000000"/>
+                <w:kern w:val="0"/>
+                <w:sz w:val="20"/>
+                <w:szCs w:val="20"/>
+              </w:rPr>
+              <w:t>{{competencias2}}</w:t>
+            </w:r>
+          </w:p>
+        </w:tc>
+        <w:tc>
+          <w:tcPr>
+            <w:tcW w:w="1399" w:type="dxa"/>
+            <w:vAlign w:val="center"/>
+          </w:tcPr>
+          <w:p>
+            <w:pPr>
+              <w:autoSpaceDE w:val="0"/>
+              <w:autoSpaceDN w:val="0"/>
+              <w:adjustRightInd w:val="0"/>
+              <w:jc w:val="both"/>
               <w:rPr>
                 <w:rFonts w:ascii="Arial Nova Cond" w:hAnsi="Arial Nova Cond" w:cs="Arial"/>
                 <w:color w:val="000000"/>
@@ -12297,7 +12278,7 @@
         </w:trPr>
         <w:tc>
           <w:tcPr>
-            <w:tcW w:w="875" w:type="dxa"/>
+            <w:tcW w:w="818" w:type="dxa"/>
             <w:vMerge w:val="restart"/>
             <w:vAlign w:val="center"/>
           </w:tcPr>
@@ -12336,7 +12317,7 @@
         </w:tc>
         <w:tc>
           <w:tcPr>
-            <w:tcW w:w="1095" w:type="dxa"/>
+            <w:tcW w:w="1018" w:type="dxa"/>
             <w:vAlign w:val="center"/>
           </w:tcPr>
           <w:p>
@@ -12374,33 +12355,7 @@
         </w:tc>
         <w:tc>
           <w:tcPr>
-            <w:tcW w:w="1726" w:type="dxa"/>
-            <w:vAlign w:val="center"/>
-          </w:tcPr>
-          <w:p>
-            <w:pPr>
-              <w:pStyle w:val="Sinespaciado"/>
-              <w:jc w:val="both"/>
-              <w:rPr>
-                <w:rFonts w:ascii="Arial Nova Cond" w:eastAsia="Times New Roman" w:hAnsi="Arial Nova Cond" w:cs="Times New Roman"/>
-                <w:sz w:val="20"/>
-                <w:szCs w:val="20"/>
-              </w:rPr>
-            </w:pPr>
-            <w:r>
-              <w:rPr>
-                <w:rFonts w:ascii="Arial Nova Cond" w:eastAsia="Calibri" w:hAnsi="Arial Nova Cond" w:cs="Times New Roman"/>
-                <w:sz w:val="20"/>
-                <w:szCs w:val="20"/>
-                <w:lang w:val="es-ES_tradnl"/>
-              </w:rPr>
-              <w:t>{{problemapotencialidad3}}</w:t>
-            </w:r>
-          </w:p>
-        </w:tc>
-        <w:tc>
-          <w:tcPr>
-            <w:tcW w:w="6169" w:type="dxa"/>
+            <w:tcW w:w="5379" w:type="dxa"/>
             <w:vAlign w:val="center"/>
           </w:tcPr>
           <w:p>
@@ -12435,7 +12390,7 @@
         </w:tc>
         <w:tc>
           <w:tcPr>
-            <w:tcW w:w="2015" w:type="dxa"/>
+            <w:tcW w:w="1984" w:type="dxa"/>
             <w:vAlign w:val="center"/>
           </w:tcPr>
           <w:p>
@@ -12466,7 +12421,7 @@
         </w:tc>
         <w:tc>
           <w:tcPr>
-            <w:tcW w:w="1634" w:type="dxa"/>
+            <w:tcW w:w="2693" w:type="dxa"/>
             <w:vAlign w:val="center"/>
           </w:tcPr>
           <w:p>
@@ -12491,13 +12446,13 @@
                 <w:sz w:val="20"/>
                 <w:szCs w:val="20"/>
               </w:rPr>
-              <w:t>{{competencias3}}</w:t>
-            </w:r>
-          </w:p>
-        </w:tc>
-        <w:tc>
-          <w:tcPr>
-            <w:tcW w:w="1337" w:type="dxa"/>
+              <w:t>{{campotematico3}}</w:t>
+            </w:r>
+          </w:p>
+        </w:tc>
+        <w:tc>
+          <w:tcPr>
+            <w:tcW w:w="1560" w:type="dxa"/>
             <w:vAlign w:val="center"/>
           </w:tcPr>
           <w:p>
@@ -12505,7 +12460,38 @@
               <w:autoSpaceDE w:val="0"/>
               <w:autoSpaceDN w:val="0"/>
               <w:adjustRightInd w:val="0"/>
-              <w:jc w:val="center"/>
+              <w:jc w:val="both"/>
+              <w:rPr>
+                <w:rFonts w:ascii="Arial Nova Cond" w:hAnsi="Arial Nova Cond" w:cs="Arial"/>
+                <w:color w:val="000000"/>
+                <w:kern w:val="0"/>
+                <w:sz w:val="20"/>
+                <w:szCs w:val="20"/>
+              </w:rPr>
+            </w:pPr>
+            <w:r>
+              <w:rPr>
+                <w:rFonts w:ascii="Arial Nova Cond" w:hAnsi="Arial Nova Cond" w:cs="Arial"/>
+                <w:color w:val="000000"/>
+                <w:kern w:val="0"/>
+                <w:sz w:val="20"/>
+                <w:szCs w:val="20"/>
+              </w:rPr>
+              <w:t>{{competencias3}}</w:t>
+            </w:r>
+          </w:p>
+        </w:tc>
+        <w:tc>
+          <w:tcPr>
+            <w:tcW w:w="1399" w:type="dxa"/>
+            <w:vAlign w:val="center"/>
+          </w:tcPr>
+          <w:p>
+            <w:pPr>
+              <w:autoSpaceDE w:val="0"/>
+              <w:autoSpaceDN w:val="0"/>
+              <w:adjustRightInd w:val="0"/>
+              <w:jc w:val="both"/>
               <w:rPr>
                 <w:rFonts w:ascii="Arial Nova Cond" w:hAnsi="Arial Nova Cond" w:cs="Arial"/>
                 <w:color w:val="000000"/>
@@ -12534,7 +12520,7 @@
         </w:trPr>
         <w:tc>
           <w:tcPr>
-            <w:tcW w:w="875" w:type="dxa"/>
+            <w:tcW w:w="818" w:type="dxa"/>
             <w:vMerge/>
             <w:vAlign w:val="center"/>
           </w:tcPr>
@@ -12562,7 +12548,7 @@
         </w:tc>
         <w:tc>
           <w:tcPr>
-            <w:tcW w:w="1095" w:type="dxa"/>
+            <w:tcW w:w="1018" w:type="dxa"/>
             <w:vAlign w:val="center"/>
           </w:tcPr>
           <w:p>
@@ -12600,33 +12586,7 @@
         </w:tc>
         <w:tc>
           <w:tcPr>
-            <w:tcW w:w="1726" w:type="dxa"/>
-            <w:vAlign w:val="center"/>
-          </w:tcPr>
-          <w:p>
-            <w:pPr>
-              <w:pStyle w:val="Sinespaciado"/>
-              <w:jc w:val="both"/>
-              <w:rPr>
-                <w:rFonts w:ascii="Arial Nova Cond" w:hAnsi="Arial Nova Cond"/>
-                <w:sz w:val="20"/>
-                <w:szCs w:val="20"/>
-              </w:rPr>
-            </w:pPr>
-            <w:r>
-              <w:rPr>
-                <w:rFonts w:ascii="Arial Nova Cond" w:eastAsia="Calibri" w:hAnsi="Arial Nova Cond" w:cs="Times New Roman"/>
-                <w:sz w:val="20"/>
-                <w:szCs w:val="20"/>
-                <w:lang w:val="es-ES_tradnl"/>
-              </w:rPr>
-              <w:t>{{problemapotencialidad4}}</w:t>
-            </w:r>
-          </w:p>
-        </w:tc>
-        <w:tc>
-          <w:tcPr>
-            <w:tcW w:w="6169" w:type="dxa"/>
+            <w:tcW w:w="5379" w:type="dxa"/>
             <w:vAlign w:val="center"/>
           </w:tcPr>
           <w:p>
@@ -12661,7 +12621,7 @@
         </w:tc>
         <w:tc>
           <w:tcPr>
-            <w:tcW w:w="2015" w:type="dxa"/>
+            <w:tcW w:w="1984" w:type="dxa"/>
             <w:vAlign w:val="center"/>
           </w:tcPr>
           <w:p>
@@ -12692,7 +12652,7 @@
         </w:tc>
         <w:tc>
           <w:tcPr>
-            <w:tcW w:w="1634" w:type="dxa"/>
+            <w:tcW w:w="2693" w:type="dxa"/>
             <w:vAlign w:val="center"/>
           </w:tcPr>
           <w:p>
@@ -12717,13 +12677,13 @@
                 <w:sz w:val="20"/>
                 <w:szCs w:val="20"/>
               </w:rPr>
-              <w:t>{{competencias4}}</w:t>
-            </w:r>
-          </w:p>
-        </w:tc>
-        <w:tc>
-          <w:tcPr>
-            <w:tcW w:w="1337" w:type="dxa"/>
+              <w:t>{{campotematico4}}</w:t>
+            </w:r>
+          </w:p>
+        </w:tc>
+        <w:tc>
+          <w:tcPr>
+            <w:tcW w:w="1560" w:type="dxa"/>
             <w:vAlign w:val="center"/>
           </w:tcPr>
           <w:p>
@@ -12731,7 +12691,38 @@
               <w:autoSpaceDE w:val="0"/>
               <w:autoSpaceDN w:val="0"/>
               <w:adjustRightInd w:val="0"/>
-              <w:jc w:val="center"/>
+              <w:jc w:val="both"/>
+              <w:rPr>
+                <w:rFonts w:ascii="Arial Nova Cond" w:hAnsi="Arial Nova Cond" w:cs="Arial"/>
+                <w:color w:val="000000"/>
+                <w:kern w:val="0"/>
+                <w:sz w:val="20"/>
+                <w:szCs w:val="20"/>
+              </w:rPr>
+            </w:pPr>
+            <w:r>
+              <w:rPr>
+                <w:rFonts w:ascii="Arial Nova Cond" w:hAnsi="Arial Nova Cond" w:cs="Arial"/>
+                <w:color w:val="000000"/>
+                <w:kern w:val="0"/>
+                <w:sz w:val="20"/>
+                <w:szCs w:val="20"/>
+              </w:rPr>
+              <w:t>{{competencias4}}</w:t>
+            </w:r>
+          </w:p>
+        </w:tc>
+        <w:tc>
+          <w:tcPr>
+            <w:tcW w:w="1399" w:type="dxa"/>
+            <w:vAlign w:val="center"/>
+          </w:tcPr>
+          <w:p>
+            <w:pPr>
+              <w:autoSpaceDE w:val="0"/>
+              <w:autoSpaceDN w:val="0"/>
+              <w:adjustRightInd w:val="0"/>
+              <w:jc w:val="both"/>
               <w:rPr>
                 <w:rFonts w:ascii="Arial Nova Cond" w:hAnsi="Arial Nova Cond" w:cs="Arial"/>
                 <w:color w:val="000000"/>
@@ -12760,7 +12751,7 @@
         </w:trPr>
         <w:tc>
           <w:tcPr>
-            <w:tcW w:w="875" w:type="dxa"/>
+            <w:tcW w:w="818" w:type="dxa"/>
             <w:vMerge w:val="restart"/>
             <w:vAlign w:val="center"/>
           </w:tcPr>
@@ -12799,7 +12790,7 @@
         </w:tc>
         <w:tc>
           <w:tcPr>
-            <w:tcW w:w="1095" w:type="dxa"/>
+            <w:tcW w:w="1018" w:type="dxa"/>
             <w:vAlign w:val="center"/>
           </w:tcPr>
           <w:p>
@@ -12837,34 +12828,7 @@
         </w:tc>
         <w:tc>
           <w:tcPr>
-            <w:tcW w:w="1726" w:type="dxa"/>
-            <w:vAlign w:val="center"/>
-          </w:tcPr>
-          <w:p>
-            <w:pPr>
-              <w:pStyle w:val="Sinespaciado"/>
-              <w:jc w:val="both"/>
-              <w:rPr>
-                <w:rFonts w:ascii="Arial Nova Cond" w:hAnsi="Arial Nova Cond"/>
-                <w:color w:val="000000" w:themeColor="text1"/>
-                <w:sz w:val="20"/>
-                <w:szCs w:val="20"/>
-              </w:rPr>
-            </w:pPr>
-            <w:r>
-              <w:rPr>
-                <w:rFonts w:ascii="Arial Nova Cond" w:eastAsia="Calibri" w:hAnsi="Arial Nova Cond" w:cs="Times New Roman"/>
-                <w:sz w:val="20"/>
-                <w:szCs w:val="20"/>
-                <w:lang w:val="es-ES_tradnl"/>
-              </w:rPr>
-              <w:t>{{problemapotencialidad5}}</w:t>
-            </w:r>
-          </w:p>
-        </w:tc>
-        <w:tc>
-          <w:tcPr>
-            <w:tcW w:w="6169" w:type="dxa"/>
+            <w:tcW w:w="5379" w:type="dxa"/>
             <w:vAlign w:val="center"/>
           </w:tcPr>
           <w:p>
@@ -12893,13 +12857,13 @@
                 <w:szCs w:val="20"/>
                 <w:lang w:val="es-ES_tradnl"/>
               </w:rPr>
-              <w:t>{{situacionsignificativa5}}</w:t>
-            </w:r>
-          </w:p>
-        </w:tc>
-        <w:tc>
-          <w:tcPr>
-            <w:tcW w:w="2015" w:type="dxa"/>
+              <w:t xml:space="preserve">{{situacionsignificativa5}} </w:t>
+            </w:r>
+          </w:p>
+        </w:tc>
+        <w:tc>
+          <w:tcPr>
+            <w:tcW w:w="1984" w:type="dxa"/>
             <w:vAlign w:val="center"/>
           </w:tcPr>
           <w:p>
@@ -12930,7 +12894,7 @@
         </w:tc>
         <w:tc>
           <w:tcPr>
-            <w:tcW w:w="1634" w:type="dxa"/>
+            <w:tcW w:w="2693" w:type="dxa"/>
             <w:vAlign w:val="center"/>
           </w:tcPr>
           <w:p>
@@ -12955,13 +12919,13 @@
                 <w:sz w:val="20"/>
                 <w:szCs w:val="20"/>
               </w:rPr>
-              <w:t>{{competencias5}}</w:t>
-            </w:r>
-          </w:p>
-        </w:tc>
-        <w:tc>
-          <w:tcPr>
-            <w:tcW w:w="1337" w:type="dxa"/>
+              <w:t>{{campotematico5}}</w:t>
+            </w:r>
+          </w:p>
+        </w:tc>
+        <w:tc>
+          <w:tcPr>
+            <w:tcW w:w="1560" w:type="dxa"/>
             <w:vAlign w:val="center"/>
           </w:tcPr>
           <w:p>
@@ -12969,7 +12933,38 @@
               <w:autoSpaceDE w:val="0"/>
               <w:autoSpaceDN w:val="0"/>
               <w:adjustRightInd w:val="0"/>
-              <w:jc w:val="center"/>
+              <w:jc w:val="both"/>
+              <w:rPr>
+                <w:rFonts w:ascii="Arial Nova Cond" w:hAnsi="Arial Nova Cond" w:cs="Arial"/>
+                <w:color w:val="000000"/>
+                <w:kern w:val="0"/>
+                <w:sz w:val="20"/>
+                <w:szCs w:val="20"/>
+              </w:rPr>
+            </w:pPr>
+            <w:r>
+              <w:rPr>
+                <w:rFonts w:ascii="Arial Nova Cond" w:hAnsi="Arial Nova Cond" w:cs="Arial"/>
+                <w:color w:val="000000"/>
+                <w:kern w:val="0"/>
+                <w:sz w:val="20"/>
+                <w:szCs w:val="20"/>
+              </w:rPr>
+              <w:t>{{competencias5}}</w:t>
+            </w:r>
+          </w:p>
+        </w:tc>
+        <w:tc>
+          <w:tcPr>
+            <w:tcW w:w="1399" w:type="dxa"/>
+            <w:vAlign w:val="center"/>
+          </w:tcPr>
+          <w:p>
+            <w:pPr>
+              <w:autoSpaceDE w:val="0"/>
+              <w:autoSpaceDN w:val="0"/>
+              <w:adjustRightInd w:val="0"/>
+              <w:jc w:val="both"/>
               <w:rPr>
                 <w:rFonts w:ascii="Arial Nova Cond" w:hAnsi="Arial Nova Cond" w:cs="Arial"/>
                 <w:color w:val="000000"/>
@@ -12998,7 +12993,7 @@
         </w:trPr>
         <w:tc>
           <w:tcPr>
-            <w:tcW w:w="875" w:type="dxa"/>
+            <w:tcW w:w="818" w:type="dxa"/>
             <w:vMerge/>
             <w:vAlign w:val="center"/>
           </w:tcPr>
@@ -13026,7 +13021,7 @@
         </w:tc>
         <w:tc>
           <w:tcPr>
-            <w:tcW w:w="1095" w:type="dxa"/>
+            <w:tcW w:w="1018" w:type="dxa"/>
             <w:vAlign w:val="center"/>
           </w:tcPr>
           <w:p>
@@ -13064,33 +13059,7 @@
         </w:tc>
         <w:tc>
           <w:tcPr>
-            <w:tcW w:w="1726" w:type="dxa"/>
-            <w:vAlign w:val="center"/>
-          </w:tcPr>
-          <w:p>
-            <w:pPr>
-              <w:pStyle w:val="Sinespaciado"/>
-              <w:jc w:val="both"/>
-              <w:rPr>
-                <w:rFonts w:ascii="Arial Nova Cond" w:hAnsi="Arial Nova Cond"/>
-                <w:sz w:val="20"/>
-                <w:szCs w:val="20"/>
-              </w:rPr>
-            </w:pPr>
-            <w:r>
-              <w:rPr>
-                <w:rFonts w:ascii="Arial Nova Cond" w:eastAsia="Calibri" w:hAnsi="Arial Nova Cond" w:cs="Times New Roman"/>
-                <w:sz w:val="20"/>
-                <w:szCs w:val="20"/>
-                <w:lang w:val="es-ES_tradnl"/>
-              </w:rPr>
-              <w:t>{{problemapotencialidad6}}</w:t>
-            </w:r>
-          </w:p>
-        </w:tc>
-        <w:tc>
-          <w:tcPr>
-            <w:tcW w:w="6169" w:type="dxa"/>
+            <w:tcW w:w="5379" w:type="dxa"/>
             <w:vAlign w:val="center"/>
           </w:tcPr>
           <w:p>
@@ -13124,7 +13093,7 @@
         </w:tc>
         <w:tc>
           <w:tcPr>
-            <w:tcW w:w="2015" w:type="dxa"/>
+            <w:tcW w:w="1984" w:type="dxa"/>
             <w:vAlign w:val="center"/>
           </w:tcPr>
           <w:p>
@@ -13155,7 +13124,7 @@
         </w:tc>
         <w:tc>
           <w:tcPr>
-            <w:tcW w:w="1634" w:type="dxa"/>
+            <w:tcW w:w="2693" w:type="dxa"/>
             <w:vAlign w:val="center"/>
           </w:tcPr>
           <w:p>
@@ -13180,13 +13149,13 @@
                 <w:sz w:val="20"/>
                 <w:szCs w:val="20"/>
               </w:rPr>
-              <w:t>{{competencias6}}</w:t>
-            </w:r>
-          </w:p>
-        </w:tc>
-        <w:tc>
-          <w:tcPr>
-            <w:tcW w:w="1337" w:type="dxa"/>
+              <w:t>{{campotematico6}}</w:t>
+            </w:r>
+          </w:p>
+        </w:tc>
+        <w:tc>
+          <w:tcPr>
+            <w:tcW w:w="1560" w:type="dxa"/>
             <w:vAlign w:val="center"/>
           </w:tcPr>
           <w:p>
@@ -13194,7 +13163,38 @@
               <w:autoSpaceDE w:val="0"/>
               <w:autoSpaceDN w:val="0"/>
               <w:adjustRightInd w:val="0"/>
-              <w:jc w:val="center"/>
+              <w:jc w:val="both"/>
+              <w:rPr>
+                <w:rFonts w:ascii="Arial Nova Cond" w:hAnsi="Arial Nova Cond" w:cs="Arial"/>
+                <w:color w:val="000000"/>
+                <w:kern w:val="0"/>
+                <w:sz w:val="20"/>
+                <w:szCs w:val="20"/>
+              </w:rPr>
+            </w:pPr>
+            <w:r>
+              <w:rPr>
+                <w:rFonts w:ascii="Arial Nova Cond" w:hAnsi="Arial Nova Cond" w:cs="Arial"/>
+                <w:color w:val="000000"/>
+                <w:kern w:val="0"/>
+                <w:sz w:val="20"/>
+                <w:szCs w:val="20"/>
+              </w:rPr>
+              <w:t>{{competencias6}}</w:t>
+            </w:r>
+          </w:p>
+        </w:tc>
+        <w:tc>
+          <w:tcPr>
+            <w:tcW w:w="1399" w:type="dxa"/>
+            <w:vAlign w:val="center"/>
+          </w:tcPr>
+          <w:p>
+            <w:pPr>
+              <w:autoSpaceDE w:val="0"/>
+              <w:autoSpaceDN w:val="0"/>
+              <w:adjustRightInd w:val="0"/>
+              <w:jc w:val="both"/>
               <w:rPr>
                 <w:rFonts w:ascii="Arial Nova Cond" w:hAnsi="Arial Nova Cond" w:cs="Arial"/>
                 <w:color w:val="000000"/>
@@ -13223,7 +13223,7 @@
         </w:trPr>
         <w:tc>
           <w:tcPr>
-            <w:tcW w:w="875" w:type="dxa"/>
+            <w:tcW w:w="818" w:type="dxa"/>
             <w:vMerge w:val="restart"/>
             <w:vAlign w:val="center"/>
           </w:tcPr>
@@ -13262,7 +13262,7 @@
         </w:tc>
         <w:tc>
           <w:tcPr>
-            <w:tcW w:w="1095" w:type="dxa"/>
+            <w:tcW w:w="1018" w:type="dxa"/>
             <w:vAlign w:val="center"/>
           </w:tcPr>
           <w:p>
@@ -13300,7 +13300,7 @@
         </w:tc>
         <w:tc>
           <w:tcPr>
-            <w:tcW w:w="1726" w:type="dxa"/>
+            <w:tcW w:w="5379" w:type="dxa"/>
             <w:vAlign w:val="center"/>
           </w:tcPr>
           <w:p>
@@ -13313,62 +13313,28 @@
               </w:tabs>
               <w:spacing w:line="276" w:lineRule="auto"/>
               <w:ind w:left="0"/>
+              <w:jc w:val="both"/>
+              <w:rPr>
+                <w:rFonts w:ascii="Arial Nova Cond" w:hAnsi="Arial Nova Cond"/>
+                <w:color w:val="000000" w:themeColor="text1"/>
+                <w:sz w:val="20"/>
+                <w:szCs w:val="20"/>
+              </w:rPr>
+            </w:pPr>
+            <w:r>
               <w:rPr>
                 <w:rFonts w:ascii="Arial Nova Cond" w:eastAsia="Calibri" w:hAnsi="Arial Nova Cond" w:cs="Times New Roman"/>
-                <w:color w:val="000000" w:themeColor="text1"/>
                 <w:sz w:val="20"/>
                 <w:szCs w:val="20"/>
                 <w:lang w:val="es-ES_tradnl"/>
               </w:rPr>
-            </w:pPr>
-            <w:r>
-              <w:rPr>
-                <w:rFonts w:ascii="Arial Nova Cond" w:eastAsia="Calibri" w:hAnsi="Arial Nova Cond" w:cs="Times New Roman"/>
-                <w:sz w:val="20"/>
-                <w:szCs w:val="20"/>
-                <w:lang w:val="es-ES_tradnl"/>
-              </w:rPr>
-              <w:t>{{problemapotencialidad7}}</w:t>
-            </w:r>
-          </w:p>
-        </w:tc>
-        <w:tc>
-          <w:tcPr>
-            <w:tcW w:w="6169" w:type="dxa"/>
-            <w:vAlign w:val="center"/>
-          </w:tcPr>
-          <w:p>
-            <w:pPr>
-              <w:pStyle w:val="Prrafodelista"/>
-              <w:tabs>
-                <w:tab w:val="left" w:pos="0"/>
-                <w:tab w:val="left" w:pos="142"/>
-                <w:tab w:val="left" w:pos="284"/>
-              </w:tabs>
-              <w:spacing w:line="276" w:lineRule="auto"/>
-              <w:ind w:left="0"/>
-              <w:jc w:val="both"/>
-              <w:rPr>
-                <w:rFonts w:ascii="Arial Nova Cond" w:hAnsi="Arial Nova Cond"/>
-                <w:color w:val="000000" w:themeColor="text1"/>
-                <w:sz w:val="20"/>
-                <w:szCs w:val="20"/>
-              </w:rPr>
-            </w:pPr>
-            <w:r>
-              <w:rPr>
-                <w:rFonts w:ascii="Arial Nova Cond" w:eastAsia="Calibri" w:hAnsi="Arial Nova Cond" w:cs="Times New Roman"/>
-                <w:sz w:val="20"/>
-                <w:szCs w:val="20"/>
-                <w:lang w:val="es-ES_tradnl"/>
-              </w:rPr>
               <w:t>{{situacionsignificativa7}}</w:t>
             </w:r>
           </w:p>
         </w:tc>
         <w:tc>
           <w:tcPr>
-            <w:tcW w:w="2015" w:type="dxa"/>
+            <w:tcW w:w="1984" w:type="dxa"/>
             <w:vAlign w:val="center"/>
           </w:tcPr>
           <w:p>
@@ -13399,7 +13365,7 @@
         </w:tc>
         <w:tc>
           <w:tcPr>
-            <w:tcW w:w="1634" w:type="dxa"/>
+            <w:tcW w:w="2693" w:type="dxa"/>
             <w:vAlign w:val="center"/>
           </w:tcPr>
           <w:p>
@@ -13424,13 +13390,13 @@
                 <w:sz w:val="20"/>
                 <w:szCs w:val="20"/>
               </w:rPr>
-              <w:t>{{competencias7}}</w:t>
-            </w:r>
-          </w:p>
-        </w:tc>
-        <w:tc>
-          <w:tcPr>
-            <w:tcW w:w="1337" w:type="dxa"/>
+              <w:t>{{campotematico7}}</w:t>
+            </w:r>
+          </w:p>
+        </w:tc>
+        <w:tc>
+          <w:tcPr>
+            <w:tcW w:w="1560" w:type="dxa"/>
             <w:vAlign w:val="center"/>
           </w:tcPr>
           <w:p>
@@ -13438,7 +13404,38 @@
               <w:autoSpaceDE w:val="0"/>
               <w:autoSpaceDN w:val="0"/>
               <w:adjustRightInd w:val="0"/>
-              <w:jc w:val="center"/>
+              <w:jc w:val="both"/>
+              <w:rPr>
+                <w:rFonts w:ascii="Arial Nova Cond" w:hAnsi="Arial Nova Cond" w:cs="Arial"/>
+                <w:color w:val="000000"/>
+                <w:kern w:val="0"/>
+                <w:sz w:val="20"/>
+                <w:szCs w:val="20"/>
+              </w:rPr>
+            </w:pPr>
+            <w:r>
+              <w:rPr>
+                <w:rFonts w:ascii="Arial Nova Cond" w:hAnsi="Arial Nova Cond" w:cs="Arial"/>
+                <w:color w:val="000000"/>
+                <w:kern w:val="0"/>
+                <w:sz w:val="20"/>
+                <w:szCs w:val="20"/>
+              </w:rPr>
+              <w:t>{{competencias7}}</w:t>
+            </w:r>
+          </w:p>
+        </w:tc>
+        <w:tc>
+          <w:tcPr>
+            <w:tcW w:w="1399" w:type="dxa"/>
+            <w:vAlign w:val="center"/>
+          </w:tcPr>
+          <w:p>
+            <w:pPr>
+              <w:autoSpaceDE w:val="0"/>
+              <w:autoSpaceDN w:val="0"/>
+              <w:adjustRightInd w:val="0"/>
+              <w:jc w:val="both"/>
               <w:rPr>
                 <w:rFonts w:ascii="Arial Nova Cond" w:hAnsi="Arial Nova Cond" w:cs="Arial"/>
                 <w:color w:val="000000"/>
@@ -13467,7 +13464,7 @@
         </w:trPr>
         <w:tc>
           <w:tcPr>
-            <w:tcW w:w="875" w:type="dxa"/>
+            <w:tcW w:w="818" w:type="dxa"/>
             <w:vMerge/>
             <w:vAlign w:val="center"/>
           </w:tcPr>
@@ -13495,7 +13492,7 @@
         </w:tc>
         <w:tc>
           <w:tcPr>
-            <w:tcW w:w="1095" w:type="dxa"/>
+            <w:tcW w:w="1018" w:type="dxa"/>
             <w:vAlign w:val="center"/>
           </w:tcPr>
           <w:p>
@@ -13533,7 +13530,7 @@
         </w:tc>
         <w:tc>
           <w:tcPr>
-            <w:tcW w:w="1726" w:type="dxa"/>
+            <w:tcW w:w="5379" w:type="dxa"/>
             <w:vAlign w:val="center"/>
           </w:tcPr>
           <w:p>
@@ -13546,6 +13543,7 @@
               </w:tabs>
               <w:spacing w:line="276" w:lineRule="auto"/>
               <w:ind w:left="0"/>
+              <w:jc w:val="both"/>
               <w:rPr>
                 <w:rFonts w:ascii="Arial Nova Cond" w:eastAsia="Calibri" w:hAnsi="Arial Nova Cond" w:cs="Times New Roman"/>
                 <w:color w:val="000000" w:themeColor="text1"/>
@@ -13561,48 +13559,13 @@
                 <w:szCs w:val="20"/>
                 <w:lang w:val="es-ES_tradnl"/>
               </w:rPr>
-              <w:t>{{problemapotencialidad8}}</w:t>
-            </w:r>
-          </w:p>
-        </w:tc>
-        <w:tc>
-          <w:tcPr>
-            <w:tcW w:w="6169" w:type="dxa"/>
-            <w:vAlign w:val="center"/>
-          </w:tcPr>
-          <w:p>
-            <w:pPr>
-              <w:pStyle w:val="Prrafodelista"/>
-              <w:tabs>
-                <w:tab w:val="left" w:pos="0"/>
-                <w:tab w:val="left" w:pos="142"/>
-                <w:tab w:val="left" w:pos="284"/>
-              </w:tabs>
-              <w:spacing w:line="276" w:lineRule="auto"/>
-              <w:ind w:left="0"/>
-              <w:jc w:val="both"/>
-              <w:rPr>
-                <w:rFonts w:ascii="Arial Nova Cond" w:eastAsia="Calibri" w:hAnsi="Arial Nova Cond" w:cs="Times New Roman"/>
-                <w:color w:val="000000" w:themeColor="text1"/>
-                <w:sz w:val="20"/>
-                <w:szCs w:val="20"/>
-                <w:lang w:val="es-ES_tradnl"/>
-              </w:rPr>
-            </w:pPr>
-            <w:r>
-              <w:rPr>
-                <w:rFonts w:ascii="Arial Nova Cond" w:eastAsia="Calibri" w:hAnsi="Arial Nova Cond" w:cs="Times New Roman"/>
-                <w:sz w:val="20"/>
-                <w:szCs w:val="20"/>
-                <w:lang w:val="es-ES_tradnl"/>
-              </w:rPr>
               <w:t>{{situacionsignificativa8}}</w:t>
             </w:r>
           </w:p>
         </w:tc>
         <w:tc>
           <w:tcPr>
-            <w:tcW w:w="2015" w:type="dxa"/>
+            <w:tcW w:w="1984" w:type="dxa"/>
             <w:vAlign w:val="center"/>
           </w:tcPr>
           <w:p>
@@ -13632,7 +13595,7 @@
         </w:tc>
         <w:tc>
           <w:tcPr>
-            <w:tcW w:w="1634" w:type="dxa"/>
+            <w:tcW w:w="2693" w:type="dxa"/>
             <w:vAlign w:val="center"/>
           </w:tcPr>
           <w:p>
@@ -13657,13 +13620,13 @@
                 <w:sz w:val="20"/>
                 <w:szCs w:val="20"/>
               </w:rPr>
-              <w:t>{{competencias8}}</w:t>
-            </w:r>
-          </w:p>
-        </w:tc>
-        <w:tc>
-          <w:tcPr>
-            <w:tcW w:w="1337" w:type="dxa"/>
+              <w:t>{{campotematico8}}</w:t>
+            </w:r>
+          </w:p>
+        </w:tc>
+        <w:tc>
+          <w:tcPr>
+            <w:tcW w:w="1560" w:type="dxa"/>
             <w:vAlign w:val="center"/>
           </w:tcPr>
           <w:p>
@@ -13671,7 +13634,7 @@
               <w:autoSpaceDE w:val="0"/>
               <w:autoSpaceDN w:val="0"/>
               <w:adjustRightInd w:val="0"/>
-              <w:jc w:val="center"/>
+              <w:jc w:val="both"/>
               <w:rPr>
                 <w:rFonts w:ascii="Arial Nova Cond" w:hAnsi="Arial Nova Cond" w:cs="Arial"/>
                 <w:color w:val="000000"/>
@@ -13688,6 +13651,37 @@
                 <w:sz w:val="20"/>
                 <w:szCs w:val="20"/>
               </w:rPr>
+              <w:t>{{competencias8}}</w:t>
+            </w:r>
+          </w:p>
+        </w:tc>
+        <w:tc>
+          <w:tcPr>
+            <w:tcW w:w="1399" w:type="dxa"/>
+            <w:vAlign w:val="center"/>
+          </w:tcPr>
+          <w:p>
+            <w:pPr>
+              <w:autoSpaceDE w:val="0"/>
+              <w:autoSpaceDN w:val="0"/>
+              <w:adjustRightInd w:val="0"/>
+              <w:jc w:val="both"/>
+              <w:rPr>
+                <w:rFonts w:ascii="Arial Nova Cond" w:hAnsi="Arial Nova Cond" w:cs="Arial"/>
+                <w:color w:val="000000"/>
+                <w:kern w:val="0"/>
+                <w:sz w:val="20"/>
+                <w:szCs w:val="20"/>
+              </w:rPr>
+            </w:pPr>
+            <w:r>
+              <w:rPr>
+                <w:rFonts w:ascii="Arial Nova Cond" w:hAnsi="Arial Nova Cond" w:cs="Arial"/>
+                <w:color w:val="000000"/>
+                <w:kern w:val="0"/>
+                <w:sz w:val="20"/>
+                <w:szCs w:val="20"/>
+              </w:rPr>
               <w:t>{{producto8}}</w:t>
             </w:r>
           </w:p>
@@ -13695,48 +13689,6 @@
       </w:tr>
       <w:bookmarkEnd w:id="1"/>
     </w:tbl>
-    <w:p>
-      <w:pPr>
-        <w:spacing w:line="276" w:lineRule="auto"/>
-        <w:ind w:right="-455"/>
-        <w:rPr>
-          <w:rFonts w:ascii="Arial Nova Cond Light" w:hAnsi="Arial Nova Cond Light" w:cs="Times New Roman"/>
-          <w:b/>
-          <w:bCs/>
-          <w:color w:val="000000" w:themeColor="text1"/>
-          <w:sz w:val="10"/>
-          <w:szCs w:val="10"/>
-        </w:rPr>
-      </w:pPr>
-    </w:p>
-    <w:p>
-      <w:pPr>
-        <w:spacing w:line="276" w:lineRule="auto"/>
-        <w:ind w:right="-455"/>
-        <w:rPr>
-          <w:rFonts w:ascii="Arial Nova Cond Light" w:hAnsi="Arial Nova Cond Light" w:cs="Times New Roman"/>
-          <w:b/>
-          <w:bCs/>
-          <w:color w:val="000000" w:themeColor="text1"/>
-          <w:sz w:val="10"/>
-          <w:szCs w:val="10"/>
-        </w:rPr>
-      </w:pPr>
-    </w:p>
-    <w:p>
-      <w:pPr>
-        <w:spacing w:line="276" w:lineRule="auto"/>
-        <w:ind w:right="-455"/>
-        <w:rPr>
-          <w:rFonts w:ascii="Arial Nova Cond Light" w:hAnsi="Arial Nova Cond Light" w:cs="Times New Roman"/>
-          <w:b/>
-          <w:bCs/>
-          <w:color w:val="000000" w:themeColor="text1"/>
-          <w:sz w:val="10"/>
-          <w:szCs w:val="10"/>
-        </w:rPr>
-      </w:pPr>
-    </w:p>
     <w:p>
       <w:pPr>
         <w:spacing w:line="276" w:lineRule="auto"/>
@@ -26020,25 +25972,7 @@
                 <w:kern w:val="0"/>
                 <w14:ligatures w14:val="none"/>
               </w:rPr>
-              <w:t xml:space="preserve">Minedu (2016). Programa curricular de educación secundaria. Resolución Ministerial </w:t>
-            </w:r>
-            <w:proofErr w:type="spellStart"/>
-            <w:r>
-              <w:rPr>
-                <w:rFonts w:ascii="Arial Nova Cond Light" w:eastAsia="Calibri" w:hAnsi="Arial Nova Cond Light" w:cs="Calibri Light"/>
-                <w:kern w:val="0"/>
-                <w14:ligatures w14:val="none"/>
-              </w:rPr>
-              <w:t>N°</w:t>
-            </w:r>
-            <w:proofErr w:type="spellEnd"/>
-            <w:r>
-              <w:rPr>
-                <w:rFonts w:ascii="Arial Nova Cond Light" w:eastAsia="Calibri" w:hAnsi="Arial Nova Cond Light" w:cs="Calibri Light"/>
-                <w:kern w:val="0"/>
-                <w14:ligatures w14:val="none"/>
-              </w:rPr>
-              <w:t xml:space="preserve"> 649-2016-Minedu. </w:t>
+              <w:t xml:space="preserve">Minedu (2016). Programa curricular de educación secundaria. Resolución Ministerial N° 649-2016-Minedu. </w:t>
             </w:r>
           </w:p>
           <w:p>
@@ -26063,25 +25997,7 @@
                 <w:kern w:val="0"/>
                 <w14:ligatures w14:val="none"/>
               </w:rPr>
-              <w:t xml:space="preserve">Minedu (2016). Currículo Nacional de la educación básica. Resolución Ministerial </w:t>
-            </w:r>
-            <w:proofErr w:type="spellStart"/>
-            <w:r>
-              <w:rPr>
-                <w:rFonts w:ascii="Arial Nova Cond Light" w:eastAsia="Calibri" w:hAnsi="Arial Nova Cond Light" w:cs="Calibri Light"/>
-                <w:kern w:val="0"/>
-                <w14:ligatures w14:val="none"/>
-              </w:rPr>
-              <w:t>N°</w:t>
-            </w:r>
-            <w:proofErr w:type="spellEnd"/>
-            <w:r>
-              <w:rPr>
-                <w:rFonts w:ascii="Arial Nova Cond Light" w:eastAsia="Calibri" w:hAnsi="Arial Nova Cond Light" w:cs="Calibri Light"/>
-                <w:kern w:val="0"/>
-                <w14:ligatures w14:val="none"/>
-              </w:rPr>
-              <w:t xml:space="preserve"> 281-2016-Minedu y su modificatoria. </w:t>
+              <w:t xml:space="preserve">Minedu (2016). Currículo Nacional de la educación básica. Resolución Ministerial N° 281-2016-Minedu y su modificatoria. </w:t>
             </w:r>
           </w:p>
           <w:p>
@@ -26664,7 +26580,7 @@
 </file>
 
 <file path=word/endnotes.xml><?xml version="1.0" encoding="utf-8"?>
-<w:endnotes xmlns:wpc="http://schemas.microsoft.com/office/word/2010/wordprocessingCanvas" xmlns:cx="http://schemas.microsoft.com/office/drawing/2014/chartex" xmlns:cx1="http://schemas.microsoft.com/office/drawing/2015/9/8/chartex" xmlns:cx2="http://schemas.microsoft.com/office/drawing/2015/10/21/chartex" xmlns:cx3="http://schemas.microsoft.com/office/drawing/2016/5/9/chartex" xmlns:cx4="http://schemas.microsoft.com/office/drawing/2016/5/10/chartex" xmlns:cx5="http://schemas.microsoft.com/office/drawing/2016/5/11/chartex" xmlns:cx6="http://schemas.microsoft.com/office/drawing/2016/5/12/chartex" xmlns:cx7="http://schemas.microsoft.com/office/drawing/2016/5/13/chartex" xmlns:cx8="http://schemas.microsoft.com/office/drawing/2016/5/14/chartex" xmlns:mc="http://schemas.openxmlformats.org/markup-compatibility/2006" xmlns:aink="http://schemas.microsoft.com/office/drawing/2016/ink" xmlns:am3d="http://schemas.microsoft.com/office/drawing/2017/model3d" xmlns:o="urn:schemas-microsoft-com:office:office" xmlns:oel="http://schemas.microsoft.com/office/2019/extlst" xmlns:r="http://schemas.openxmlformats.org/officeDocument/2006/relationships" xmlns:m="http://schemas.openxmlformats.org/officeDocument/2006/math" xmlns:v="urn:schemas-microsoft-com:vml" xmlns:wp14="http://schemas.microsoft.com/office/word/2010/wordprocessingDrawing" xmlns:wp="http://schemas.openxmlformats.org/drawingml/2006/wordprocessingDrawing" xmlns:w10="urn:schemas-microsoft-com:office:word" xmlns:w="http://schemas.openxmlformats.org/wordprocessingml/2006/main" xmlns:w14="http://schemas.microsoft.com/office/word/2010/wordml" xmlns:w15="http://schemas.microsoft.com/office/word/2012/wordml" xmlns:w16cex="http://schemas.microsoft.com/office/word/2018/wordml/cex" xmlns:w16cid="http://schemas.microsoft.com/office/word/2016/wordml/cid" xmlns:w16="http://schemas.microsoft.com/office/word/2018/wordml" xmlns:w16du="http://schemas.microsoft.com/office/word/2023/wordml/word16du" xmlns:w16sdtdh="http://schemas.microsoft.com/office/word/2020/wordml/sdtdatahash" xmlns:w16se="http://schemas.microsoft.com/office/word/2015/wordml/symex" xmlns:wpg="http://schemas.microsoft.com/office/word/2010/wordprocessingGroup" xmlns:wpi="http://schemas.microsoft.com/office/word/2010/wordprocessingInk" xmlns:wne="http://schemas.microsoft.com/office/word/2006/wordml" xmlns:wps="http://schemas.microsoft.com/office/word/2010/wordprocessingShape" mc:Ignorable="w14 w15 w16se w16cid w16 w16cex w16sdtdh w16du wp14">
+<w:endnotes xmlns:wpc="http://schemas.microsoft.com/office/word/2010/wordprocessingCanvas" xmlns:cx="http://schemas.microsoft.com/office/drawing/2014/chartex" xmlns:cx1="http://schemas.microsoft.com/office/drawing/2015/9/8/chartex" xmlns:cx2="http://schemas.microsoft.com/office/drawing/2015/10/21/chartex" xmlns:cx3="http://schemas.microsoft.com/office/drawing/2016/5/9/chartex" xmlns:cx4="http://schemas.microsoft.com/office/drawing/2016/5/10/chartex" xmlns:cx5="http://schemas.microsoft.com/office/drawing/2016/5/11/chartex" xmlns:cx6="http://schemas.microsoft.com/office/drawing/2016/5/12/chartex" xmlns:cx7="http://schemas.microsoft.com/office/drawing/2016/5/13/chartex" xmlns:cx8="http://schemas.microsoft.com/office/drawing/2016/5/14/chartex" xmlns:mc="http://schemas.openxmlformats.org/markup-compatibility/2006" xmlns:aink="http://schemas.microsoft.com/office/drawing/2016/ink" xmlns:am3d="http://schemas.microsoft.com/office/drawing/2017/model3d" xmlns:o="urn:schemas-microsoft-com:office:office" xmlns:oel="http://schemas.microsoft.com/office/2019/extlst" xmlns:r="http://schemas.openxmlformats.org/officeDocument/2006/relationships" xmlns:m="http://schemas.openxmlformats.org/officeDocument/2006/math" xmlns:v="urn:schemas-microsoft-com:vml" xmlns:wp14="http://schemas.microsoft.com/office/word/2010/wordprocessingDrawing" xmlns:wp="http://schemas.openxmlformats.org/drawingml/2006/wordprocessingDrawing" xmlns:w10="urn:schemas-microsoft-com:office:word" xmlns:w="http://schemas.openxmlformats.org/wordprocessingml/2006/main" xmlns:w14="http://schemas.microsoft.com/office/word/2010/wordml" xmlns:w15="http://schemas.microsoft.com/office/word/2012/wordml" xmlns:w16cex="http://schemas.microsoft.com/office/word/2018/wordml/cex" xmlns:w16cid="http://schemas.microsoft.com/office/word/2016/wordml/cid" xmlns:w16="http://schemas.microsoft.com/office/word/2018/wordml" xmlns:w16du="http://schemas.microsoft.com/office/word/2023/wordml/word16du" xmlns:w16sdtdh="http://schemas.microsoft.com/office/word/2020/wordml/sdtdatahash" xmlns:w16sdtfl="http://schemas.microsoft.com/office/word/2024/wordml/sdtformatlock" xmlns:w16se="http://schemas.microsoft.com/office/word/2015/wordml/symex" xmlns:wpg="http://schemas.microsoft.com/office/word/2010/wordprocessingGroup" xmlns:wpi="http://schemas.microsoft.com/office/word/2010/wordprocessingInk" xmlns:wne="http://schemas.microsoft.com/office/word/2006/wordml" xmlns:wps="http://schemas.microsoft.com/office/word/2010/wordprocessingShape" mc:Ignorable="w14 w15 w16se w16cid w16 w16cex w16sdtdh w16sdtfl w16du wp14">
   <w:endnote w:type="separator" w:id="-1">
     <w:p>
       <w:pPr>
@@ -26689,7 +26605,7 @@
 </file>
 
 <file path=word/footer1.xml><?xml version="1.0" encoding="utf-8"?>
-<w:ftr xmlns:wpc="http://schemas.microsoft.com/office/word/2010/wordprocessingCanvas" xmlns:cx="http://schemas.microsoft.com/office/drawing/2014/chartex" xmlns:cx1="http://schemas.microsoft.com/office/drawing/2015/9/8/chartex" xmlns:cx2="http://schemas.microsoft.com/office/drawing/2015/10/21/chartex" xmlns:cx3="http://schemas.microsoft.com/office/drawing/2016/5/9/chartex" xmlns:cx4="http://schemas.microsoft.com/office/drawing/2016/5/10/chartex" xmlns:cx5="http://schemas.microsoft.com/office/drawing/2016/5/11/chartex" xmlns:cx6="http://schemas.microsoft.com/office/drawing/2016/5/12/chartex" xmlns:cx7="http://schemas.microsoft.com/office/drawing/2016/5/13/chartex" xmlns:cx8="http://schemas.microsoft.com/office/drawing/2016/5/14/chartex" xmlns:mc="http://schemas.openxmlformats.org/markup-compatibility/2006" xmlns:aink="http://schemas.microsoft.com/office/drawing/2016/ink" xmlns:am3d="http://schemas.microsoft.com/office/drawing/2017/model3d" xmlns:o="urn:schemas-microsoft-com:office:office" xmlns:oel="http://schemas.microsoft.com/office/2019/extlst" xmlns:r="http://schemas.openxmlformats.org/officeDocument/2006/relationships" xmlns:m="http://schemas.openxmlformats.org/officeDocument/2006/math" xmlns:v="urn:schemas-microsoft-com:vml" xmlns:wp14="http://schemas.microsoft.com/office/word/2010/wordprocessingDrawing" xmlns:wp="http://schemas.openxmlformats.org/drawingml/2006/wordprocessingDrawing" xmlns:w10="urn:schemas-microsoft-com:office:word" xmlns:w="http://schemas.openxmlformats.org/wordprocessingml/2006/main" xmlns:w14="http://schemas.microsoft.com/office/word/2010/wordml" xmlns:w15="http://schemas.microsoft.com/office/word/2012/wordml" xmlns:w16cex="http://schemas.microsoft.com/office/word/2018/wordml/cex" xmlns:w16cid="http://schemas.microsoft.com/office/word/2016/wordml/cid" xmlns:w16="http://schemas.microsoft.com/office/word/2018/wordml" xmlns:w16du="http://schemas.microsoft.com/office/word/2023/wordml/word16du" xmlns:w16sdtdh="http://schemas.microsoft.com/office/word/2020/wordml/sdtdatahash" xmlns:w16se="http://schemas.microsoft.com/office/word/2015/wordml/symex" xmlns:wpg="http://schemas.microsoft.com/office/word/2010/wordprocessingGroup" xmlns:wpi="http://schemas.microsoft.com/office/word/2010/wordprocessingInk" xmlns:wne="http://schemas.microsoft.com/office/word/2006/wordml" xmlns:wps="http://schemas.microsoft.com/office/word/2010/wordprocessingShape" mc:Ignorable="w14 w15 w16se w16cid w16 w16cex w16sdtdh w16du wp14">
+<w:ftr xmlns:wpc="http://schemas.microsoft.com/office/word/2010/wordprocessingCanvas" xmlns:cx="http://schemas.microsoft.com/office/drawing/2014/chartex" xmlns:cx1="http://schemas.microsoft.com/office/drawing/2015/9/8/chartex" xmlns:cx2="http://schemas.microsoft.com/office/drawing/2015/10/21/chartex" xmlns:cx3="http://schemas.microsoft.com/office/drawing/2016/5/9/chartex" xmlns:cx4="http://schemas.microsoft.com/office/drawing/2016/5/10/chartex" xmlns:cx5="http://schemas.microsoft.com/office/drawing/2016/5/11/chartex" xmlns:cx6="http://schemas.microsoft.com/office/drawing/2016/5/12/chartex" xmlns:cx7="http://schemas.microsoft.com/office/drawing/2016/5/13/chartex" xmlns:cx8="http://schemas.microsoft.com/office/drawing/2016/5/14/chartex" xmlns:mc="http://schemas.openxmlformats.org/markup-compatibility/2006" xmlns:aink="http://schemas.microsoft.com/office/drawing/2016/ink" xmlns:am3d="http://schemas.microsoft.com/office/drawing/2017/model3d" xmlns:o="urn:schemas-microsoft-com:office:office" xmlns:oel="http://schemas.microsoft.com/office/2019/extlst" xmlns:r="http://schemas.openxmlformats.org/officeDocument/2006/relationships" xmlns:m="http://schemas.openxmlformats.org/officeDocument/2006/math" xmlns:v="urn:schemas-microsoft-com:vml" xmlns:wp14="http://schemas.microsoft.com/office/word/2010/wordprocessingDrawing" xmlns:wp="http://schemas.openxmlformats.org/drawingml/2006/wordprocessingDrawing" xmlns:w10="urn:schemas-microsoft-com:office:word" xmlns:w="http://schemas.openxmlformats.org/wordprocessingml/2006/main" xmlns:w14="http://schemas.microsoft.com/office/word/2010/wordml" xmlns:w15="http://schemas.microsoft.com/office/word/2012/wordml" xmlns:w16cex="http://schemas.microsoft.com/office/word/2018/wordml/cex" xmlns:w16cid="http://schemas.microsoft.com/office/word/2016/wordml/cid" xmlns:w16="http://schemas.microsoft.com/office/word/2018/wordml" xmlns:w16du="http://schemas.microsoft.com/office/word/2023/wordml/word16du" xmlns:w16sdtdh="http://schemas.microsoft.com/office/word/2020/wordml/sdtdatahash" xmlns:w16sdtfl="http://schemas.microsoft.com/office/word/2024/wordml/sdtformatlock" xmlns:w16se="http://schemas.microsoft.com/office/word/2015/wordml/symex" xmlns:wpg="http://schemas.microsoft.com/office/word/2010/wordprocessingGroup" xmlns:wpi="http://schemas.microsoft.com/office/word/2010/wordprocessingInk" xmlns:wne="http://schemas.microsoft.com/office/word/2006/wordml" xmlns:wps="http://schemas.microsoft.com/office/word/2010/wordprocessingShape" mc:Ignorable="w14 w15 w16se w16cid w16 w16cex w16sdtdh w16sdtfl w16du wp14">
   <w:p>
     <w:pPr>
       <w:pStyle w:val="Piedepgina"/>
@@ -27154,7 +27070,7 @@
 </file>
 
 <file path=word/footnotes.xml><?xml version="1.0" encoding="utf-8"?>
-<w:footnotes xmlns:wpc="http://schemas.microsoft.com/office/word/2010/wordprocessingCanvas" xmlns:cx="http://schemas.microsoft.com/office/drawing/2014/chartex" xmlns:cx1="http://schemas.microsoft.com/office/drawing/2015/9/8/chartex" xmlns:cx2="http://schemas.microsoft.com/office/drawing/2015/10/21/chartex" xmlns:cx3="http://schemas.microsoft.com/office/drawing/2016/5/9/chartex" xmlns:cx4="http://schemas.microsoft.com/office/drawing/2016/5/10/chartex" xmlns:cx5="http://schemas.microsoft.com/office/drawing/2016/5/11/chartex" xmlns:cx6="http://schemas.microsoft.com/office/drawing/2016/5/12/chartex" xmlns:cx7="http://schemas.microsoft.com/office/drawing/2016/5/13/chartex" xmlns:cx8="http://schemas.microsoft.com/office/drawing/2016/5/14/chartex" xmlns:mc="http://schemas.openxmlformats.org/markup-compatibility/2006" xmlns:aink="http://schemas.microsoft.com/office/drawing/2016/ink" xmlns:am3d="http://schemas.microsoft.com/office/drawing/2017/model3d" xmlns:o="urn:schemas-microsoft-com:office:office" xmlns:oel="http://schemas.microsoft.com/office/2019/extlst" xmlns:r="http://schemas.openxmlformats.org/officeDocument/2006/relationships" xmlns:m="http://schemas.openxmlformats.org/officeDocument/2006/math" xmlns:v="urn:schemas-microsoft-com:vml" xmlns:wp14="http://schemas.microsoft.com/office/word/2010/wordprocessingDrawing" xmlns:wp="http://schemas.openxmlformats.org/drawingml/2006/wordprocessingDrawing" xmlns:w10="urn:schemas-microsoft-com:office:word" xmlns:w="http://schemas.openxmlformats.org/wordprocessingml/2006/main" xmlns:w14="http://schemas.microsoft.com/office/word/2010/wordml" xmlns:w15="http://schemas.microsoft.com/office/word/2012/wordml" xmlns:w16cex="http://schemas.microsoft.com/office/word/2018/wordml/cex" xmlns:w16cid="http://schemas.microsoft.com/office/word/2016/wordml/cid" xmlns:w16="http://schemas.microsoft.com/office/word/2018/wordml" xmlns:w16du="http://schemas.microsoft.com/office/word/2023/wordml/word16du" xmlns:w16sdtdh="http://schemas.microsoft.com/office/word/2020/wordml/sdtdatahash" xmlns:w16se="http://schemas.microsoft.com/office/word/2015/wordml/symex" xmlns:wpg="http://schemas.microsoft.com/office/word/2010/wordprocessingGroup" xmlns:wpi="http://schemas.microsoft.com/office/word/2010/wordprocessingInk" xmlns:wne="http://schemas.microsoft.com/office/word/2006/wordml" xmlns:wps="http://schemas.microsoft.com/office/word/2010/wordprocessingShape" mc:Ignorable="w14 w15 w16se w16cid w16 w16cex w16sdtdh w16du wp14">
+<w:footnotes xmlns:wpc="http://schemas.microsoft.com/office/word/2010/wordprocessingCanvas" xmlns:cx="http://schemas.microsoft.com/office/drawing/2014/chartex" xmlns:cx1="http://schemas.microsoft.com/office/drawing/2015/9/8/chartex" xmlns:cx2="http://schemas.microsoft.com/office/drawing/2015/10/21/chartex" xmlns:cx3="http://schemas.microsoft.com/office/drawing/2016/5/9/chartex" xmlns:cx4="http://schemas.microsoft.com/office/drawing/2016/5/10/chartex" xmlns:cx5="http://schemas.microsoft.com/office/drawing/2016/5/11/chartex" xmlns:cx6="http://schemas.microsoft.com/office/drawing/2016/5/12/chartex" xmlns:cx7="http://schemas.microsoft.com/office/drawing/2016/5/13/chartex" xmlns:cx8="http://schemas.microsoft.com/office/drawing/2016/5/14/chartex" xmlns:mc="http://schemas.openxmlformats.org/markup-compatibility/2006" xmlns:aink="http://schemas.microsoft.com/office/drawing/2016/ink" xmlns:am3d="http://schemas.microsoft.com/office/drawing/2017/model3d" xmlns:o="urn:schemas-microsoft-com:office:office" xmlns:oel="http://schemas.microsoft.com/office/2019/extlst" xmlns:r="http://schemas.openxmlformats.org/officeDocument/2006/relationships" xmlns:m="http://schemas.openxmlformats.org/officeDocument/2006/math" xmlns:v="urn:schemas-microsoft-com:vml" xmlns:wp14="http://schemas.microsoft.com/office/word/2010/wordprocessingDrawing" xmlns:wp="http://schemas.openxmlformats.org/drawingml/2006/wordprocessingDrawing" xmlns:w10="urn:schemas-microsoft-com:office:word" xmlns:w="http://schemas.openxmlformats.org/wordprocessingml/2006/main" xmlns:w14="http://schemas.microsoft.com/office/word/2010/wordml" xmlns:w15="http://schemas.microsoft.com/office/word/2012/wordml" xmlns:w16cex="http://schemas.microsoft.com/office/word/2018/wordml/cex" xmlns:w16cid="http://schemas.microsoft.com/office/word/2016/wordml/cid" xmlns:w16="http://schemas.microsoft.com/office/word/2018/wordml" xmlns:w16du="http://schemas.microsoft.com/office/word/2023/wordml/word16du" xmlns:w16sdtdh="http://schemas.microsoft.com/office/word/2020/wordml/sdtdatahash" xmlns:w16sdtfl="http://schemas.microsoft.com/office/word/2024/wordml/sdtformatlock" xmlns:w16se="http://schemas.microsoft.com/office/word/2015/wordml/symex" xmlns:wpg="http://schemas.microsoft.com/office/word/2010/wordprocessingGroup" xmlns:wpi="http://schemas.microsoft.com/office/word/2010/wordprocessingInk" xmlns:wne="http://schemas.microsoft.com/office/word/2006/wordml" xmlns:wps="http://schemas.microsoft.com/office/word/2010/wordprocessingShape" mc:Ignorable="w14 w15 w16se w16cid w16 w16cex w16sdtdh w16sdtfl w16du wp14">
   <w:footnote w:type="separator" w:id="-1">
     <w:p>
       <w:pPr>
@@ -27179,7 +27095,7 @@
 </file>
 
 <file path=word/header1.xml><?xml version="1.0" encoding="utf-8"?>
-<w:hdr xmlns:wpc="http://schemas.microsoft.com/office/word/2010/wordprocessingCanvas" xmlns:cx="http://schemas.microsoft.com/office/drawing/2014/chartex" xmlns:cx1="http://schemas.microsoft.com/office/drawing/2015/9/8/chartex" xmlns:cx2="http://schemas.microsoft.com/office/drawing/2015/10/21/chartex" xmlns:cx3="http://schemas.microsoft.com/office/drawing/2016/5/9/chartex" xmlns:cx4="http://schemas.microsoft.com/office/drawing/2016/5/10/chartex" xmlns:cx5="http://schemas.microsoft.com/office/drawing/2016/5/11/chartex" xmlns:cx6="http://schemas.microsoft.com/office/drawing/2016/5/12/chartex" xmlns:cx7="http://schemas.microsoft.com/office/drawing/2016/5/13/chartex" xmlns:cx8="http://schemas.microsoft.com/office/drawing/2016/5/14/chartex" xmlns:mc="http://schemas.openxmlformats.org/markup-compatibility/2006" xmlns:aink="http://schemas.microsoft.com/office/drawing/2016/ink" xmlns:am3d="http://schemas.microsoft.com/office/drawing/2017/model3d" xmlns:o="urn:schemas-microsoft-com:office:office" xmlns:oel="http://schemas.microsoft.com/office/2019/extlst" xmlns:r="http://schemas.openxmlformats.org/officeDocument/2006/relationships" xmlns:m="http://schemas.openxmlformats.org/officeDocument/2006/math" xmlns:v="urn:schemas-microsoft-com:vml" xmlns:wp14="http://schemas.microsoft.com/office/word/2010/wordprocessingDrawing" xmlns:wp="http://schemas.openxmlformats.org/drawingml/2006/wordprocessingDrawing" xmlns:w10="urn:schemas-microsoft-com:office:word" xmlns:w="http://schemas.openxmlformats.org/wordprocessingml/2006/main" xmlns:w14="http://schemas.microsoft.com/office/word/2010/wordml" xmlns:w15="http://schemas.microsoft.com/office/word/2012/wordml" xmlns:w16cex="http://schemas.microsoft.com/office/word/2018/wordml/cex" xmlns:w16cid="http://schemas.microsoft.com/office/word/2016/wordml/cid" xmlns:w16="http://schemas.microsoft.com/office/word/2018/wordml" xmlns:w16du="http://schemas.microsoft.com/office/word/2023/wordml/word16du" xmlns:w16sdtdh="http://schemas.microsoft.com/office/word/2020/wordml/sdtdatahash" xmlns:w16se="http://schemas.microsoft.com/office/word/2015/wordml/symex" xmlns:wpg="http://schemas.microsoft.com/office/word/2010/wordprocessingGroup" xmlns:wpi="http://schemas.microsoft.com/office/word/2010/wordprocessingInk" xmlns:wne="http://schemas.microsoft.com/office/word/2006/wordml" xmlns:wps="http://schemas.microsoft.com/office/word/2010/wordprocessingShape" mc:Ignorable="w14 w15 w16se w16cid w16 w16cex w16sdtdh w16du wp14">
+<w:hdr xmlns:wpc="http://schemas.microsoft.com/office/word/2010/wordprocessingCanvas" xmlns:cx="http://schemas.microsoft.com/office/drawing/2014/chartex" xmlns:cx1="http://schemas.microsoft.com/office/drawing/2015/9/8/chartex" xmlns:cx2="http://schemas.microsoft.com/office/drawing/2015/10/21/chartex" xmlns:cx3="http://schemas.microsoft.com/office/drawing/2016/5/9/chartex" xmlns:cx4="http://schemas.microsoft.com/office/drawing/2016/5/10/chartex" xmlns:cx5="http://schemas.microsoft.com/office/drawing/2016/5/11/chartex" xmlns:cx6="http://schemas.microsoft.com/office/drawing/2016/5/12/chartex" xmlns:cx7="http://schemas.microsoft.com/office/drawing/2016/5/13/chartex" xmlns:cx8="http://schemas.microsoft.com/office/drawing/2016/5/14/chartex" xmlns:mc="http://schemas.openxmlformats.org/markup-compatibility/2006" xmlns:aink="http://schemas.microsoft.com/office/drawing/2016/ink" xmlns:am3d="http://schemas.microsoft.com/office/drawing/2017/model3d" xmlns:o="urn:schemas-microsoft-com:office:office" xmlns:oel="http://schemas.microsoft.com/office/2019/extlst" xmlns:r="http://schemas.openxmlformats.org/officeDocument/2006/relationships" xmlns:m="http://schemas.openxmlformats.org/officeDocument/2006/math" xmlns:v="urn:schemas-microsoft-com:vml" xmlns:wp14="http://schemas.microsoft.com/office/word/2010/wordprocessingDrawing" xmlns:wp="http://schemas.openxmlformats.org/drawingml/2006/wordprocessingDrawing" xmlns:w10="urn:schemas-microsoft-com:office:word" xmlns:w="http://schemas.openxmlformats.org/wordprocessingml/2006/main" xmlns:w14="http://schemas.microsoft.com/office/word/2010/wordml" xmlns:w15="http://schemas.microsoft.com/office/word/2012/wordml" xmlns:w16cex="http://schemas.microsoft.com/office/word/2018/wordml/cex" xmlns:w16cid="http://schemas.microsoft.com/office/word/2016/wordml/cid" xmlns:w16="http://schemas.microsoft.com/office/word/2018/wordml" xmlns:w16du="http://schemas.microsoft.com/office/word/2023/wordml/word16du" xmlns:w16sdtdh="http://schemas.microsoft.com/office/word/2020/wordml/sdtdatahash" xmlns:w16sdtfl="http://schemas.microsoft.com/office/word/2024/wordml/sdtformatlock" xmlns:w16se="http://schemas.microsoft.com/office/word/2015/wordml/symex" xmlns:wpg="http://schemas.microsoft.com/office/word/2010/wordprocessingGroup" xmlns:wpi="http://schemas.microsoft.com/office/word/2010/wordprocessingInk" xmlns:wne="http://schemas.microsoft.com/office/word/2006/wordml" xmlns:wps="http://schemas.microsoft.com/office/word/2010/wordprocessingShape" mc:Ignorable="w14 w15 w16se w16cid w16 w16cex w16sdtdh w16sdtfl w16du wp14">
   <w:tbl>
     <w:tblPr>
       <w:tblStyle w:val="Tablaconcuadrcula"/>
@@ -27469,7 +27385,7 @@
 </file>
 
 <file path=word/numbering.xml><?xml version="1.0" encoding="utf-8"?>
-<w:numbering xmlns:wpc="http://schemas.microsoft.com/office/word/2010/wordprocessingCanvas" xmlns:cx="http://schemas.microsoft.com/office/drawing/2014/chartex" xmlns:cx1="http://schemas.microsoft.com/office/drawing/2015/9/8/chartex" xmlns:cx2="http://schemas.microsoft.com/office/drawing/2015/10/21/chartex" xmlns:cx3="http://schemas.microsoft.com/office/drawing/2016/5/9/chartex" xmlns:cx4="http://schemas.microsoft.com/office/drawing/2016/5/10/chartex" xmlns:cx5="http://schemas.microsoft.com/office/drawing/2016/5/11/chartex" xmlns:cx6="http://schemas.microsoft.com/office/drawing/2016/5/12/chartex" xmlns:cx7="http://schemas.microsoft.com/office/drawing/2016/5/13/chartex" xmlns:cx8="http://schemas.microsoft.com/office/drawing/2016/5/14/chartex" xmlns:mc="http://schemas.openxmlformats.org/markup-compatibility/2006" xmlns:aink="http://schemas.microsoft.com/office/drawing/2016/ink" xmlns:am3d="http://schemas.microsoft.com/office/drawing/2017/model3d" xmlns:o="urn:schemas-microsoft-com:office:office" xmlns:oel="http://schemas.microsoft.com/office/2019/extlst" xmlns:r="http://schemas.openxmlformats.org/officeDocument/2006/relationships" xmlns:m="http://schemas.openxmlformats.org/officeDocument/2006/math" xmlns:v="urn:schemas-microsoft-com:vml" xmlns:wp14="http://schemas.microsoft.com/office/word/2010/wordprocessingDrawing" xmlns:wp="http://schemas.openxmlformats.org/drawingml/2006/wordprocessingDrawing" xmlns:w10="urn:schemas-microsoft-com:office:word" xmlns:w="http://schemas.openxmlformats.org/wordprocessingml/2006/main" xmlns:w14="http://schemas.microsoft.com/office/word/2010/wordml" xmlns:w15="http://schemas.microsoft.com/office/word/2012/wordml" xmlns:w16cex="http://schemas.microsoft.com/office/word/2018/wordml/cex" xmlns:w16cid="http://schemas.microsoft.com/office/word/2016/wordml/cid" xmlns:w16="http://schemas.microsoft.com/office/word/2018/wordml" xmlns:w16du="http://schemas.microsoft.com/office/word/2023/wordml/word16du" xmlns:w16sdtdh="http://schemas.microsoft.com/office/word/2020/wordml/sdtdatahash" xmlns:w16se="http://schemas.microsoft.com/office/word/2015/wordml/symex" xmlns:wpg="http://schemas.microsoft.com/office/word/2010/wordprocessingGroup" xmlns:wpi="http://schemas.microsoft.com/office/word/2010/wordprocessingInk" xmlns:wne="http://schemas.microsoft.com/office/word/2006/wordml" xmlns:wps="http://schemas.microsoft.com/office/word/2010/wordprocessingShape" mc:Ignorable="w14 w15 w16se w16cid w16 w16cex w16sdtdh w16du wp14">
+<w:numbering xmlns:wpc="http://schemas.microsoft.com/office/word/2010/wordprocessingCanvas" xmlns:cx="http://schemas.microsoft.com/office/drawing/2014/chartex" xmlns:cx1="http://schemas.microsoft.com/office/drawing/2015/9/8/chartex" xmlns:cx2="http://schemas.microsoft.com/office/drawing/2015/10/21/chartex" xmlns:cx3="http://schemas.microsoft.com/office/drawing/2016/5/9/chartex" xmlns:cx4="http://schemas.microsoft.com/office/drawing/2016/5/10/chartex" xmlns:cx5="http://schemas.microsoft.com/office/drawing/2016/5/11/chartex" xmlns:cx6="http://schemas.microsoft.com/office/drawing/2016/5/12/chartex" xmlns:cx7="http://schemas.microsoft.com/office/drawing/2016/5/13/chartex" xmlns:cx8="http://schemas.microsoft.com/office/drawing/2016/5/14/chartex" xmlns:mc="http://schemas.openxmlformats.org/markup-compatibility/2006" xmlns:aink="http://schemas.microsoft.com/office/drawing/2016/ink" xmlns:am3d="http://schemas.microsoft.com/office/drawing/2017/model3d" xmlns:o="urn:schemas-microsoft-com:office:office" xmlns:oel="http://schemas.microsoft.com/office/2019/extlst" xmlns:r="http://schemas.openxmlformats.org/officeDocument/2006/relationships" xmlns:m="http://schemas.openxmlformats.org/officeDocument/2006/math" xmlns:v="urn:schemas-microsoft-com:vml" xmlns:wp14="http://schemas.microsoft.com/office/word/2010/wordprocessingDrawing" xmlns:wp="http://schemas.openxmlformats.org/drawingml/2006/wordprocessingDrawing" xmlns:w10="urn:schemas-microsoft-com:office:word" xmlns:w="http://schemas.openxmlformats.org/wordprocessingml/2006/main" xmlns:w14="http://schemas.microsoft.com/office/word/2010/wordml" xmlns:w15="http://schemas.microsoft.com/office/word/2012/wordml" xmlns:w16cex="http://schemas.microsoft.com/office/word/2018/wordml/cex" xmlns:w16cid="http://schemas.microsoft.com/office/word/2016/wordml/cid" xmlns:w16="http://schemas.microsoft.com/office/word/2018/wordml" xmlns:w16du="http://schemas.microsoft.com/office/word/2023/wordml/word16du" xmlns:w16sdtdh="http://schemas.microsoft.com/office/word/2020/wordml/sdtdatahash" xmlns:w16sdtfl="http://schemas.microsoft.com/office/word/2024/wordml/sdtformatlock" xmlns:w16se="http://schemas.microsoft.com/office/word/2015/wordml/symex" xmlns:wpg="http://schemas.microsoft.com/office/word/2010/wordprocessingGroup" xmlns:wpi="http://schemas.microsoft.com/office/word/2010/wordprocessingInk" xmlns:wne="http://schemas.microsoft.com/office/word/2006/wordml" xmlns:wps="http://schemas.microsoft.com/office/word/2010/wordprocessingShape" mc:Ignorable="w14 w15 w16se w16cid w16 w16cex w16sdtdh w16sdtfl w16du wp14">
   <w:abstractNum w:abstractNumId="0" w15:restartNumberingAfterBreak="0">
     <w:nsid w:val="05A65B82"/>
     <w:multiLevelType w:val="hybridMultilevel"/>
@@ -31083,7 +30999,7 @@
 </file>
 
 <file path=word/styles.xml><?xml version="1.0" encoding="utf-8"?>
-<w:styles xmlns:mc="http://schemas.openxmlformats.org/markup-compatibility/2006" xmlns:r="http://schemas.openxmlformats.org/officeDocument/2006/relationships" xmlns:w="http://schemas.openxmlformats.org/wordprocessingml/2006/main" xmlns:w14="http://schemas.microsoft.com/office/word/2010/wordml" xmlns:w15="http://schemas.microsoft.com/office/word/2012/wordml" xmlns:w16cex="http://schemas.microsoft.com/office/word/2018/wordml/cex" xmlns:w16cid="http://schemas.microsoft.com/office/word/2016/wordml/cid" xmlns:w16="http://schemas.microsoft.com/office/word/2018/wordml" xmlns:w16du="http://schemas.microsoft.com/office/word/2023/wordml/word16du" xmlns:w16sdtdh="http://schemas.microsoft.com/office/word/2020/wordml/sdtdatahash" xmlns:w16se="http://schemas.microsoft.com/office/word/2015/wordml/symex" mc:Ignorable="w14 w15 w16se w16cid w16 w16cex w16sdtdh w16du">
+<w:styles xmlns:mc="http://schemas.openxmlformats.org/markup-compatibility/2006" xmlns:r="http://schemas.openxmlformats.org/officeDocument/2006/relationships" xmlns:w="http://schemas.openxmlformats.org/wordprocessingml/2006/main" xmlns:w14="http://schemas.microsoft.com/office/word/2010/wordml" xmlns:w15="http://schemas.microsoft.com/office/word/2012/wordml" xmlns:w16cex="http://schemas.microsoft.com/office/word/2018/wordml/cex" xmlns:w16cid="http://schemas.microsoft.com/office/word/2016/wordml/cid" xmlns:w16="http://schemas.microsoft.com/office/word/2018/wordml" xmlns:w16du="http://schemas.microsoft.com/office/word/2023/wordml/word16du" xmlns:w16sdtdh="http://schemas.microsoft.com/office/word/2020/wordml/sdtdatahash" xmlns:w16sdtfl="http://schemas.microsoft.com/office/word/2024/wordml/sdtformatlock" xmlns:w16se="http://schemas.microsoft.com/office/word/2015/wordml/symex" mc:Ignorable="w14 w15 w16se w16cid w16 w16cex w16sdtdh w16sdtfl w16du">
   <w:docDefaults>
     <w:rPrDefault>
       <w:rPr>
@@ -32130,7 +32046,7 @@
       <w14:ligatures w14:val="none"/>
     </w:rPr>
   </w:style>
-  <w:style w:type="character" w:styleId="Textoennegrita">
+  <w:style w:type="character" w:styleId="Fuerte">
     <w:name w:val="Strong"/>
     <w:basedOn w:val="Fuentedeprrafopredeter"/>
     <w:uiPriority w:val="22"/>
